--- a/testakten/bautraegervertrag-aus-der-hoelle/gesamt-docx/03-gutachten-loesungsschluessel.docx
+++ b/testakten/bautraegervertrag-aus-der-hoelle/gesamt-docx/03-gutachten-loesungsschluessel.docx
@@ -215,13 +215,13 @@
       </w:r>
     </w:p>
     <w:bookmarkEnd w:id="10"/>
-    <w:bookmarkStart w:id="11" w:name="nr.-15-lit.-a-bgb-beweislastumkehr"/>
-    <w:p>
-      <w:pPr>
-        <w:pStyle w:val="Heading2"/>
-      </w:pPr>
-      <w:r>
-        <w:t xml:space="preserve">2. § 309 Nr. 15 lit. a BGB — Beweislastumkehr</w:t>
+    <w:bookmarkStart w:id="11" w:name="nr.-12-lit.-a-bgb-beweislastumkehr"/>
+    <w:p>
+      <w:pPr>
+        <w:pStyle w:val="Heading2"/>
+      </w:pPr>
+      <w:r>
+        <w:t xml:space="preserve">2. § 309 Nr. 12 lit. a BGB — Beweislastumkehr</w:t>
       </w:r>
     </w:p>
     <w:p>
@@ -237,7 +237,7 @@
         <w:pStyle w:val="BodyText"/>
       </w:pPr>
       <w:r>
-        <w:t xml:space="preserve">Diese Klausel verstößt unmittelbar gegen § 309 Nr. 15 lit. a BGB. Sie ist unwirksam.</w:t>
+        <w:t xml:space="preserve">Diese Klausel verstößt unmittelbar gegen § 309 Nr. 12 lit. a BGB. Sie ist unwirksam.</w:t>
       </w:r>
     </w:p>
     <w:p>
@@ -249,13 +249,13 @@
       </w:r>
     </w:p>
     <w:bookmarkEnd w:id="11"/>
-    <w:bookmarkStart w:id="12" w:name="Xca6b4183d8d2c5b6356d684771e9f19c030cec8"/>
-    <w:p>
-      <w:pPr>
-        <w:pStyle w:val="Heading2"/>
-      </w:pPr>
-      <w:r>
-        <w:t xml:space="preserve">3. § 309 Nr. 15 lit. b BGB — Empfangsbestätigung als Tatsachenerklärung</w:t>
+    <w:bookmarkStart w:id="12" w:name="Xdf82248f8fb9e402e1240f35018ce9d5da2f26c"/>
+    <w:p>
+      <w:pPr>
+        <w:pStyle w:val="Heading2"/>
+      </w:pPr>
+      <w:r>
+        <w:t xml:space="preserve">3. § 309 Nr. 12 lit. b BGB — Empfangsbestätigung als Tatsachenerklärung</w:t>
       </w:r>
     </w:p>
     <w:p>
@@ -271,7 +271,7 @@
         <w:pStyle w:val="BodyText"/>
       </w:pPr>
       <w:r>
-        <w:t xml:space="preserve">Die Klausel umfasst nicht nur den Empfang, sondern auch die Kenntnisnahme und das Verständnis. Sie verstößt damit unmittelbar gegen § 309 Nr. 15 lit. b BGB.</w:t>
+        <w:t xml:space="preserve">Die Klausel umfasst nicht nur den Empfang, sondern auch die Kenntnisnahme und das Verständnis. Sie verstößt damit unmittelbar gegen § 309 Nr. 12 lit. b BGB.</w:t>
       </w:r>
     </w:p>
     <w:p>
@@ -362,7 +362,7 @@
     </w:p>
     <w:bookmarkEnd w:id="15"/>
     <w:bookmarkEnd w:id="16"/>
-    <w:bookmarkStart w:id="39" w:name="weitere-klauselgenaue-beanstandungen"/>
+    <w:bookmarkStart w:id="42" w:name="weitere-klauselgenaue-beanstandungen"/>
     <w:p>
       <w:pPr>
         <w:pStyle w:val="Heading1"/>
@@ -371,37 +371,37 @@
         <w:t xml:space="preserve">Weitere klauselgenaue Beanstandungen</w:t>
       </w:r>
     </w:p>
-    <w:bookmarkStart w:id="17" w:name="X47738a3eface78894bb2cf825ea857e7be93dd7"/>
-    <w:p>
-      <w:pPr>
-        <w:pStyle w:val="Heading2"/>
-      </w:pPr>
-      <w:r>
-        <w:t xml:space="preserve">7. § 3.2 — MaBV-Ratenplan nicht konform (8 statt 7 Raten, 56-Prozent-Vorabrate)</w:t>
-      </w:r>
-    </w:p>
-    <w:p>
-      <w:pPr>
-        <w:pStyle w:val="FirstParagraph"/>
-      </w:pPr>
-      <w:r>
-        <w:t xml:space="preserve">Der Ratenplan in § 3.2 sieht acht Ratenstufen vor. § 3 Abs. 2 MaBV lässt maximal sieben zusammengefasste Raten zu. Damit ist der Ratenplan schon aus formalen Gründen nicht MaBV-konform.</w:t>
-      </w:r>
-    </w:p>
-    <w:p>
-      <w:pPr>
-        <w:pStyle w:val="BodyText"/>
-      </w:pPr>
-      <w:r>
-        <w:t xml:space="preserve">Gravierender ist die erste Rate von 56 Prozent. Sie ist nach dem Wortlaut „mit Wirksamkeit des Vertrages und Vorliegen der Voraussetzungen nach § 3.1, jedoch vor Beginn der Erdarbeiten” fällig — und damit ohne MaBV-Stichmonat. § 3 Abs. 2 MaBV verlangt für jede Rate einen konkreten Baufortschritt; eine Rate vor Beginn der Erdarbeiten ist mit der Verordnung nicht vereinbar.</w:t>
-      </w:r>
-    </w:p>
-    <w:p>
-      <w:pPr>
-        <w:pStyle w:val="BodyText"/>
-      </w:pPr>
-      <w:r>
-        <w:t xml:space="preserve">Folge: Der Ratenplan ist insgesamt nicht MaBV-konform. Die Forderung der ersten Rate vom 18. März 2026 ist nicht fällig.</w:t>
+    <w:bookmarkStart w:id="17" w:name="Xcb38dc95911691d0224b374f91c3a24d58592cb"/>
+    <w:p>
+      <w:pPr>
+        <w:pStyle w:val="Heading2"/>
+      </w:pPr>
+      <w:r>
+        <w:t xml:space="preserve">7. § 3.1/§ 3.2 — äußerlich MaBV-naher Ratenplan, verdeckte Fälligkeitsmängel</w:t>
+      </w:r>
+    </w:p>
+    <w:p>
+      <w:pPr>
+        <w:pStyle w:val="FirstParagraph"/>
+      </w:pPr>
+      <w:r>
+        <w:t xml:space="preserve">Der Ratenplan in § 3.2 sieht nun sieben Ratenstufen vor und übernimmt die MaBV-Prozentbausteine auf den ersten Blick plausibel. Gerade deshalb liegt der Schwerpunkt nicht mehr bei der bloßen Anzahl der Raten, sondern bei den verdeckten Fälligkeitsvoraussetzungen.</w:t>
+      </w:r>
+    </w:p>
+    <w:p>
+      <w:pPr>
+        <w:pStyle w:val="BodyText"/>
+      </w:pPr>
+      <w:r>
+        <w:t xml:space="preserve">§ 3.1 lässt genügen, dass die Auflassungsvormerkung nur „eintragungsbereit beantragt” ist und die Lastenfreistellung lediglich zugesichert wurde. § 3 Abs. 1 MaBV verlangt demgegenüber eine rechtlich gesicherte Position vor Geldannahme. Hinzu kommt, dass die Baugenehmigung für Haus 4 nach § 0.5 nur erwartet wird und die Rate allein durch eine interne Bauleiter- oder Projektcontrollerbestätigung ausgelöst werden soll.</w:t>
+      </w:r>
+    </w:p>
+    <w:p>
+      <w:pPr>
+        <w:pStyle w:val="BodyText"/>
+      </w:pPr>
+      <w:r>
+        <w:t xml:space="preserve">Folge: Die erste Rate von 30 Prozent ist nur dann fällig, wenn echte Erdarbeiten begonnen haben und sämtliche Voraussetzungen des § 3 Abs. 1 MaBV tatsächlich vorliegen. Die Forderung vom 18. März 2026 ist ohne Vormerkungsnachweis, belastbare Freistellung, Baugenehmigung und objektiv prüfbaren Bautenstand nicht fällig.</w:t>
       </w:r>
     </w:p>
     <w:p>
@@ -697,7 +697,109 @@
       </w:r>
     </w:p>
     <w:bookmarkEnd w:id="27"/>
-    <w:bookmarkStart w:id="28" w:name="ohne-geld-keine-schlüssel"/>
+    <w:bookmarkStart w:id="28" w:name="X6f36d150931fcd99caaef55771789b976c49fdc"/>
+    <w:p>
+      <w:pPr>
+        <w:pStyle w:val="Heading2"/>
+      </w:pPr>
+      <w:r>
+        <w:t xml:space="preserve">17a. § 5.2 — Interne Projektsteuerung statt prüfbarer Objektüberwachung</w:t>
+      </w:r>
+    </w:p>
+    <w:p>
+      <w:pPr>
+        <w:pStyle w:val="FirstParagraph"/>
+      </w:pPr>
+      <w:r>
+        <w:t xml:space="preserve">§ 5.2 organisiert Planung, Fachplanung, Projektsteuerung und Objektüberwachung ausschließlich im Lager des Verkäufers. HOAI-Leistungsphasen sollen nur das Innenverhältnis des Verkäufers zu seinen Planern betreffen; Bautagebücher, Prüfvermerke, Mängellisten, Terminfortschreibungen und Berichte bleiben interne Arbeitsunterlagen.</w:t>
+      </w:r>
+    </w:p>
+    <w:p>
+      <w:pPr>
+        <w:pStyle w:val="BodyText"/>
+      </w:pPr>
+      <w:r>
+        <w:t xml:space="preserve">Das ist die unauffällige technische Hauptfalle. Ein Erwerber hat keinen Direktanspruch gegen den Bauträgerarchitekten allein aus der HOAI. Trotzdem darf der Bauträger die praktische Kontrolle über Bautenstand, Qualität, Mängelverfolgung und Nachweisunterlagen nicht so abschneiden, dass MaBV-Raten und Abnahme nur noch auf Verkäuferbestätigungen beruhen.</w:t>
+      </w:r>
+    </w:p>
+    <w:p>
+      <w:pPr>
+        <w:pStyle w:val="BodyText"/>
+      </w:pPr>
+      <w:r>
+        <w:t xml:space="preserve">Befund: 🔴. Berichtigungsverlangen: Herausgabe/Einsicht in die zur Prüfung von Baufortschritt, Abnahme, Finanzierung/Förderung und öffentlich-rechtlichen Nachweisen erforderlichen Unterlagen; Recht zur sachverständigen Begleitung.</w:t>
+      </w:r>
+    </w:p>
+    <w:bookmarkEnd w:id="28"/>
+    <w:bookmarkStart w:id="29" w:name="X4bf3ac32f0de838d1360f40e377d3481cbc5a91"/>
+    <w:p>
+      <w:pPr>
+        <w:pStyle w:val="Heading2"/>
+      </w:pPr>
+      <w:r>
+        <w:t xml:space="preserve">17b. § 5.11 — Baugrund, Grundwasser, Baugrube, Altlasten</w:t>
+      </w:r>
+    </w:p>
+    <w:p>
+      <w:pPr>
+        <w:pStyle w:val="FirstParagraph"/>
+      </w:pPr>
+      <w:r>
+        <w:t xml:space="preserve">§ 5.11 stellt Baugrund- und Gründungsunterlagen als orientierend dar und entzieht Abweichungen des tatsächlichen Baugrunds, Grundwasserstände, Wasserhaltung, Kampfmittel, Altlasten und Entsorgung weitgehend dem Mangel- und Verzugsregime.</w:t>
+      </w:r>
+    </w:p>
+    <w:p>
+      <w:pPr>
+        <w:pStyle w:val="BodyText"/>
+      </w:pPr>
+      <w:r>
+        <w:t xml:space="preserve">Das ist technisch und wirtschaftlich erheblich. Baugrund, Baugrube, Wasserhaltung, Verbau, Altlasten und Kampfmittel liegen im Verantwortungsbereich des Bauträgers als Bauherrn und Herstellungsverpflichteten, soweit der konkrete Sachverhalt nicht offen, verständlich, bepreist und eng geregelt ist. Die Klausel verschiebt unbestimmte Risiken auf den Erwerber und macht Verzögerungen pauschal nicht vertretbar.</w:t>
+      </w:r>
+    </w:p>
+    <w:p>
+      <w:pPr>
+        <w:pStyle w:val="BodyText"/>
+      </w:pPr>
+      <w:r>
+        <w:t xml:space="preserve">Befund: 🔴. Verlangen: Baugrundgutachten, Wasserhaltungs-/Baugrubenkonzept, Altlasten-/Kampfmittelstatus und klare Risikoallokation beim Verkäufer.</w:t>
+      </w:r>
+    </w:p>
+    <w:bookmarkEnd w:id="29"/>
+    <w:bookmarkStart w:id="30" w:name="Xfc790796e18c282235f5e34179f356aac3c9911"/>
+    <w:p>
+      <w:pPr>
+        <w:pStyle w:val="Heading2"/>
+      </w:pPr>
+      <w:r>
+        <w:t xml:space="preserve">17c. § 5.12/§ 5.13 — Technische Mindestqualität und WEG-Betriebskosten</w:t>
+      </w:r>
+    </w:p>
+    <w:p>
+      <w:pPr>
+        <w:pStyle w:val="FirstParagraph"/>
+      </w:pPr>
+      <w:r>
+        <w:t xml:space="preserve">§ 5.12 beschränkt Schall-, Wärme-, Feuchte- und Brandschutz auf öffentlich-rechtliche Nachweise bzw. ausdrücklich bezifferte Baubeschreibungswerte. § 5.13 erlaubt Wartungs-, Betriebsführungs-, Mess- und Energielieferungsverträge mit bis zu sieben Jahren Laufzeit.</w:t>
+      </w:r>
+    </w:p>
+    <w:p>
+      <w:pPr>
+        <w:pStyle w:val="BodyText"/>
+      </w:pPr>
+      <w:r>
+        <w:t xml:space="preserve">Damit werden technische Qualität und spätere Betriebskosten aus dem sichtbaren Kaufpreis herausgelöst. Der Käufer braucht konkrete Parameter zu Schallschutz, Lüftung, Feuchte, Energie, Tiefgarage, Aufzug, Pumpen und sonstiger Haustechnik sowie eine Begrenzung langfristiger Wartungs- und Contractingbindungen durch den Erstverwalter.</w:t>
+      </w:r>
+    </w:p>
+    <w:p>
+      <w:pPr>
+        <w:pStyle w:val="BodyText"/>
+      </w:pPr>
+      <w:r>
+        <w:t xml:space="preserve">Befund: 🟠 bis 🔴.</w:t>
+      </w:r>
+    </w:p>
+    <w:bookmarkEnd w:id="30"/>
+    <w:bookmarkStart w:id="31" w:name="ohne-geld-keine-schlüssel"/>
     <w:p>
       <w:pPr>
         <w:pStyle w:val="Heading2"/>
@@ -714,8 +816,8 @@
         <w:t xml:space="preserve">Bereits unter Pflichtpunkt 5 behandelt. Befund: 🔴.</w:t>
       </w:r>
     </w:p>
-    <w:bookmarkEnd w:id="28"/>
-    <w:bookmarkStart w:id="29" w:name="X208ece732749f2899f3ec754d55eaecb305e6fc"/>
+    <w:bookmarkEnd w:id="31"/>
+    <w:bookmarkStart w:id="32" w:name="X208ece732749f2899f3ec754d55eaecb305e6fc"/>
     <w:p>
       <w:pPr>
         <w:pStyle w:val="Heading2"/>
@@ -740,8 +842,8 @@
         <w:t xml:space="preserve">Befund: 🔴.</w:t>
       </w:r>
     </w:p>
-    <w:bookmarkEnd w:id="29"/>
-    <w:bookmarkStart w:id="30" w:name="schönheitsfehler-klausel-3-prozent"/>
+    <w:bookmarkEnd w:id="32"/>
+    <w:bookmarkStart w:id="33" w:name="schönheitsfehler-klausel-3-prozent"/>
     <w:p>
       <w:pPr>
         <w:pStyle w:val="Heading2"/>
@@ -766,8 +868,8 @@
         <w:t xml:space="preserve">Befund: 🔴.</w:t>
       </w:r>
     </w:p>
-    <w:bookmarkEnd w:id="30"/>
-    <w:bookmarkStart w:id="31" w:name="Xe7bcf4c6ad247541baa710cd15ea08d7712bc5e"/>
+    <w:bookmarkEnd w:id="33"/>
+    <w:bookmarkStart w:id="34" w:name="Xe7bcf4c6ad247541baa710cd15ea08d7712bc5e"/>
     <w:p>
       <w:pPr>
         <w:pStyle w:val="Heading2"/>
@@ -800,8 +902,8 @@
         <w:t xml:space="preserve">Befund: 🔴.</w:t>
       </w:r>
     </w:p>
-    <w:bookmarkEnd w:id="31"/>
-    <w:bookmarkStart w:id="32" w:name="erschließungskosten-beim-käufer"/>
+    <w:bookmarkEnd w:id="34"/>
+    <w:bookmarkStart w:id="35" w:name="erschließungskosten-beim-käufer"/>
     <w:p>
       <w:pPr>
         <w:pStyle w:val="Heading2"/>
@@ -823,25 +925,41 @@
         <w:pStyle w:val="BodyText"/>
       </w:pPr>
       <w:r>
+        <w:t xml:space="preserve">Hinzu kommt § 13.5: Die Kosten der Erstverwaltung, technischen Betriebsführung, Einweisung und der Wartungs- und Dienstleistungsverträge werden auf die Erwerber verlagert, ohne dass einzelne Erwerber vor Übergabe die Wirtschaftlichkeit prüfen können. Das ist insbesondere in Verbindung mit § 5.13 problematisch, weil die WEG für bis zu sieben Jahre an Betriebs- und Wartungsverträge gebunden werden kann.</w:t>
+      </w:r>
+    </w:p>
+    <w:p>
+      <w:pPr>
+        <w:pStyle w:val="BodyText"/>
+      </w:pPr>
+      <w:r>
         <w:t xml:space="preserve">Befund: 🔴.</w:t>
       </w:r>
     </w:p>
-    <w:bookmarkEnd w:id="32"/>
-    <w:bookmarkStart w:id="33" w:name="X3d5d12bc76bfe3fc4994926dcaa16e03602f4d1"/>
-    <w:p>
-      <w:pPr>
-        <w:pStyle w:val="Heading2"/>
-      </w:pPr>
-      <w:r>
-        <w:t xml:space="preserve">23. § 8 — Zutrittsverbot zur Baustelle, Vertragsstrafe</w:t>
-      </w:r>
-    </w:p>
-    <w:p>
-      <w:pPr>
-        <w:pStyle w:val="FirstParagraph"/>
-      </w:pPr>
-      <w:r>
-        <w:t xml:space="preserve">§ 8.1 untersagt dem Käufer den Zutritt zur Baustelle ohne ausdrückliche Zustimmung und sieht eine Vertragsstrafe von 2 500,00 EUR pro Vorfall vor. Eigene Bautenstandskontrollen — die der Käufer nach der MaBV-Logik gerade vornehmen sollte — werden damit faktisch ausgeschlossen.</w:t>
+    <w:bookmarkEnd w:id="35"/>
+    <w:bookmarkStart w:id="36" w:name="X3d96469a054deae8f47434d4e9ad8e8b720fd48"/>
+    <w:p>
+      <w:pPr>
+        <w:pStyle w:val="Heading2"/>
+      </w:pPr>
+      <w:r>
+        <w:t xml:space="preserve">23. § 8 — Baustellenzutritt und private Bauüberwachung nur scheinbar erlaubt</w:t>
+      </w:r>
+    </w:p>
+    <w:p>
+      <w:pPr>
+        <w:pStyle w:val="FirstParagraph"/>
+      </w:pPr>
+      <w:r>
+        <w:t xml:space="preserve">§ 8 klingt professioneller als ein schlichtes Zutrittsverbot: Verkehrssicherheit, Arbeitsschutz, zwei begleitete Termine und Sachverständigenmitnahme. In der Wirkung bleibt die Kontrolle aber weitgehend beim Verkäufer. Weitergehende Termine können aus breiten Gründen abgelehnt werden; der private Sachverständige darf praktisch nur beobachten; seine Feststellungen hemmen die Fälligkeit angeforderter Raten nicht; eine Vertragsstrafe flankiert das Ganze.</w:t>
+      </w:r>
+    </w:p>
+    <w:p>
+      <w:pPr>
+        <w:pStyle w:val="BodyText"/>
+      </w:pPr>
+      <w:r>
+        <w:t xml:space="preserve">Das ist angreifbar, weil der Erwerber vor MaBV-Zahlungen, vor Abnahme und bei Mängeln eine realistische Möglichkeit zur sachverständigen Prüfung braucht. Freier Baustellenzutritt ist nicht geschuldet, aber eine sicherheitskonforme, angemeldete Kontrolle darf nicht formularmäßig leerlaufen.</w:t>
       </w:r>
     </w:p>
     <w:p>
@@ -852,8 +970,8 @@
         <w:t xml:space="preserve">Befund: 🔴.</w:t>
       </w:r>
     </w:p>
-    <w:bookmarkEnd w:id="33"/>
-    <w:bookmarkStart w:id="34" w:name="mängelrechte-beschnitten"/>
+    <w:bookmarkEnd w:id="36"/>
+    <w:bookmarkStart w:id="37" w:name="mängelrechte-beschnitten"/>
     <w:p>
       <w:pPr>
         <w:pStyle w:val="Heading2"/>
@@ -950,8 +1068,8 @@
         <w:t xml:space="preserve">Befund: 🔴 (kumuliert).</w:t>
       </w:r>
     </w:p>
-    <w:bookmarkEnd w:id="34"/>
-    <w:bookmarkStart w:id="35" w:name="bürgschaftsrückgabe-bei-abnahmeprotokoll"/>
+    <w:bookmarkEnd w:id="37"/>
+    <w:bookmarkStart w:id="38" w:name="bürgschaftsrückgabe-bei-abnahmeprotokoll"/>
     <w:p>
       <w:pPr>
         <w:pStyle w:val="Heading2"/>
@@ -976,8 +1094,8 @@
         <w:t xml:space="preserve">Befund: 🔴.</w:t>
       </w:r>
     </w:p>
-    <w:bookmarkEnd w:id="35"/>
-    <w:bookmarkStart w:id="36" w:name="vormerkungslöschung"/>
+    <w:bookmarkEnd w:id="38"/>
+    <w:bookmarkStart w:id="39" w:name="vormerkungslöschung"/>
     <w:p>
       <w:pPr>
         <w:pStyle w:val="Heading2"/>
@@ -994,8 +1112,8 @@
         <w:t xml:space="preserve">Bereits unter Pflichtpunkt 5 behandelt. Befund: 🔴.</w:t>
       </w:r>
     </w:p>
-    <w:bookmarkEnd w:id="36"/>
-    <w:bookmarkStart w:id="37" w:name="Xf3ad129af979c2bc354b719bdd12d99a93196cf"/>
+    <w:bookmarkEnd w:id="39"/>
+    <w:bookmarkStart w:id="40" w:name="Xf3ad129af979c2bc354b719bdd12d99a93196cf"/>
     <w:p>
       <w:pPr>
         <w:pStyle w:val="Heading2"/>
@@ -1020,8 +1138,8 @@
         <w:t xml:space="preserve">Befund: 🔴.</w:t>
       </w:r>
     </w:p>
-    <w:bookmarkEnd w:id="37"/>
-    <w:bookmarkStart w:id="38" w:name="notarbelehrung-ohne-agb-prüfung"/>
+    <w:bookmarkEnd w:id="40"/>
+    <w:bookmarkStart w:id="41" w:name="notarbelehrung-ohne-agb-prüfung"/>
     <w:p>
       <w:pPr>
         <w:pStyle w:val="Heading2"/>
@@ -1035,7 +1153,7 @@
         <w:pStyle w:val="FirstParagraph"/>
       </w:pPr>
       <w:r>
-        <w:t xml:space="preserve">§ 14 stellt ausdrücklich klar, dass eine inhaltliche Kontrolle der Vertragsklauseln durch den Notar nicht erfolgt ist und auch nicht geschuldet sei. Dies steht im Spannungsverhältnis zur Belehrungspflicht des Notars nach § 17 BeurkG.</w:t>
+        <w:t xml:space="preserve">§ 14 stellt ausdrücklich klar, dass eine inhaltliche Kontrolle der Vertragsklauseln durch den Notar nicht erfolgt ist und auch nicht geschuldet sei. Zusätzlich wird die technische Prüfung von Baugrund, Bauüberwachung, Fachplanung und Wirtschaftlichkeit von Wartungsverträgen ausgenommen. Dies steht im Spannungsverhältnis zur Belehrungspflicht des Notars nach § 17 BeurkG, soweit die Urkunde selbst erkennbar riskante Mechanismen enthält.</w:t>
       </w:r>
     </w:p>
     <w:p>
@@ -1046,9 +1164,9 @@
         <w:t xml:space="preserve">Befund: 🟠.</w:t>
       </w:r>
     </w:p>
-    <w:bookmarkEnd w:id="38"/>
-    <w:bookmarkEnd w:id="39"/>
-    <w:bookmarkStart w:id="40" w:name="ampel-bilanz"/>
+    <w:bookmarkEnd w:id="41"/>
+    <w:bookmarkEnd w:id="42"/>
+    <w:bookmarkStart w:id="43" w:name="ampel-bilanz"/>
     <w:p>
       <w:pPr>
         <w:pStyle w:val="Heading1"/>
@@ -1082,7 +1200,7 @@
         </w:numPr>
       </w:pPr>
       <w:r>
-        <w:t xml:space="preserve">🔴 rot, klar unwirksam oder schwerwiegend: 22</w:t>
+        <w:t xml:space="preserve">🔴 rot, klar unwirksam oder schwerwiegend: 25</w:t>
       </w:r>
     </w:p>
     <w:p>
@@ -1094,7 +1212,7 @@
         </w:numPr>
       </w:pPr>
       <w:r>
-        <w:t xml:space="preserve">🟠 orange, Verhandlungspunkt: 4</w:t>
+        <w:t xml:space="preserve">🟠 orange, Verhandlungspunkt: 5</w:t>
       </w:r>
     </w:p>
     <w:p>
@@ -1114,11 +1232,11 @@
         <w:pStyle w:val="FirstParagraph"/>
       </w:pPr>
       <w:r>
-        <w:t xml:space="preserve">Strukturelle Wertung: Der Vertrag ist in der vorgelegten Fassung nicht verbraucherrechtskonform. Die Klauselhäufung ist so umfangreich, dass eine Teil- oder Gesamtnichtigkeit nach § 139 BGB in Betracht kommt.</w:t>
-      </w:r>
-    </w:p>
-    <w:bookmarkEnd w:id="40"/>
-    <w:bookmarkStart w:id="41" w:name="empfehlung-an-den-mandanten"/>
+        <w:t xml:space="preserve">Strukturelle Wertung: Der Vertrag ist in der vorgelegten Fassung nicht verbraucherrechtskonform. Regelfolge einzelner AGB-Verstöße ist § 306 BGB: Die Klausel fällt weg, der Vertrag bleibt im Übrigen bestehen. Eine Gesamtunwirksamkeit ist nicht das Standardargument, sondern nur bei gesondertem Form-, Sittenwidrigkeits- oder Gesamtgefügeproblem zu prüfen.</w:t>
+      </w:r>
+    </w:p>
+    <w:bookmarkEnd w:id="43"/>
+    <w:bookmarkStart w:id="44" w:name="empfehlung-an-den-mandanten"/>
     <w:p>
       <w:pPr>
         <w:pStyle w:val="Heading1"/>
@@ -1135,7 +1253,7 @@
         </w:numPr>
       </w:pPr>
       <w:r>
-        <w:t xml:space="preserve">Ratenzahlung aussetzen. Die erste Rate von 56 Prozent ist nach § 3 Abs. 2 MaBV nicht fällig.</w:t>
+        <w:t xml:space="preserve">Ratenzahlung aussetzen. Die erste Rate von 30 Prozent ist nur nach echtem Erdarbeitsbeginn und vollständigem Nachweis der Voraussetzungen des § 3 Abs. 1 MaBV fällig. Interne Bauleiter-/Projektcontrollerbestätigung genügt als alleinige Prüfgrundlage nicht.</w:t>
       </w:r>
     </w:p>
     <w:p>
@@ -1146,7 +1264,7 @@
         </w:numPr>
       </w:pPr>
       <w:r>
-        <w:t xml:space="preserve">Anwaltliches Korrekturschreiben mit den vorstehenden 28 Punkten an die Bauträgerin. Frist zur Stellungnahme: vier Wochen.</w:t>
+        <w:t xml:space="preserve">Anwaltliches Korrekturschreiben mit den vorstehenden rechtlichen und technischen Punkten an die Bauträgerin. Frist zur Stellungnahme: vier Wochen.</w:t>
       </w:r>
     </w:p>
     <w:p>
@@ -1168,7 +1286,7 @@
         </w:numPr>
       </w:pPr>
       <w:r>
-        <w:t xml:space="preserve">Bautenstandskontrolle. Eigene Inaugenscheinnahme oder durch Dipl.-Ing. Bockhusen, bevor irgendeine Rate gezahlt wird.</w:t>
+        <w:t xml:space="preserve">Bautenstandskontrolle und technische Unterlagen. Eigene Inaugenscheinnahme oder durch Dipl.-Ing. Bockhusen, bevor irgendeine Rate gezahlt wird; zusätzlich Baugrund, Baugrube/Wasserhaltung, Statik/Brandschutz/Schallschutz, Energie-/Lüftungsnachweise und Wartungsverträge anfordern.</w:t>
       </w:r>
     </w:p>
     <w:p>
@@ -1204,8 +1322,8 @@
         <w:t xml:space="preserve">Eskalation. Wenn die Bauträgerin auf das Korrekturschreiben nicht oder nicht hinreichend reagiert: Feststellungs- und Leistungsklage; bei systematischem Belehrungsversagen kollektive Beschwerde bei der Notaraufsicht.</w:t>
       </w:r>
     </w:p>
-    <w:bookmarkEnd w:id="41"/>
-    <w:bookmarkStart w:id="42" w:name="schlusshinweise-zur-rechtsprechung"/>
+    <w:bookmarkEnd w:id="44"/>
+    <w:bookmarkStart w:id="45" w:name="schlusshinweise-zur-rechtsprechung"/>
     <w:p>
       <w:pPr>
         <w:pStyle w:val="Heading1"/>
@@ -1278,7 +1396,7 @@
         <w:t xml:space="preserve">Rechtsanwalt</w:t>
       </w:r>
     </w:p>
-    <w:bookmarkEnd w:id="42"/>
+    <w:bookmarkEnd w:id="45"/>
     <w:sectPr>
       <w:footnotePr>
         <w:numRestart w:val="eachSect"/>
@@ -1624,10 +1742,10 @@
   <w:docDefaults>
     <w:rPrDefault>
       <w:rPr>
-        <w:rFonts w:asciiTheme="minorHAnsi" w:cstheme="minorBidi" w:eastAsiaTheme="minorHAnsi" w:hAnsiTheme="minorHAnsi"/>
+        <w:rFonts w:asciiTheme="minorHAnsi" w:cstheme="minorBidi" w:eastAsiaTheme="minorEastAsia" w:hAnsiTheme="minorHAnsi"/>
         <w:sz w:val="24"/>
         <w:szCs w:val="24"/>
-        <w:lang w:bidi="ar-SA" w:eastAsia="en-US" w:val="en-US"/>
+        <w:lang w:bidi="ar-SA" w:eastAsia="zh-CN" w:val="en-US"/>
       </w:rPr>
     </w:rPrDefault>
     <w:pPrDefault>
@@ -2168,13 +2286,6 @@
       </w:tblCellMar>
     </w:tblPr>
     <w:tblStylePr w:type="firstRow">
-      <w:tblPr>
-        <w:jc w:val="left"/>
-        <w:tblInd w:type="dxa" w:w="0"/>
-      </w:tblPr>
-      <w:trPr>
-        <w:jc w:val="left"/>
-      </w:trPr>
       <w:tcPr>
         <w:tcBorders>
           <w:bottom w:val="single"/>

--- a/testakten/bautraegervertrag-aus-der-hoelle/gesamt-docx/03-gutachten-loesungsschluessel.docx
+++ b/testakten/bautraegervertrag-aus-der-hoelle/gesamt-docx/03-gutachten-loesungsschluessel.docx
@@ -7,7 +7,37 @@
         <w:pStyle w:val="Title"/>
       </w:pPr>
       <w:r>
-        <w:t xml:space="preserve">Anwaltliches Gutachten — Lösungsschlüssel zur Testakte</w:t>
+        <w:t xml:space="preserve">Anwaltliches</w:t>
+      </w:r>
+      <w:r>
+        <w:t xml:space="preserve"> </w:t>
+      </w:r>
+      <w:r>
+        <w:t xml:space="preserve">Gutachten</w:t>
+      </w:r>
+      <w:r>
+        <w:t xml:space="preserve"> </w:t>
+      </w:r>
+      <w:r>
+        <w:t xml:space="preserve">—</w:t>
+      </w:r>
+      <w:r>
+        <w:t xml:space="preserve"> </w:t>
+      </w:r>
+      <w:r>
+        <w:t xml:space="preserve">Lösungsschlüssel</w:t>
+      </w:r>
+      <w:r>
+        <w:t xml:space="preserve"> </w:t>
+      </w:r>
+      <w:r>
+        <w:t xml:space="preserve">zur</w:t>
+      </w:r>
+      <w:r>
+        <w:t xml:space="preserve"> </w:t>
+      </w:r>
+      <w:r>
+        <w:t xml:space="preserve">Testakte</w:t>
       </w:r>
     </w:p>
     <w:p>
@@ -15,10 +45,64 @@
         <w:pStyle w:val="Subtitle"/>
       </w:pPr>
       <w:r>
-        <w:t xml:space="preserve">Testakte „Bauträgervertrag aus der Hölle” — fiktives Gutachten zu Schulungszwecken</w:t>
-      </w:r>
-    </w:p>
-    <w:bookmarkStart w:id="9" w:name="anwaltliches-gutachten"/>
+        <w:t xml:space="preserve">Testakte</w:t>
+      </w:r>
+      <w:r>
+        <w:t xml:space="preserve"> </w:t>
+      </w:r>
+      <w:r>
+        <w:t xml:space="preserve">„Bauträgervertrag</w:t>
+      </w:r>
+      <w:r>
+        <w:t xml:space="preserve"> </w:t>
+      </w:r>
+      <w:r>
+        <w:t xml:space="preserve">aus</w:t>
+      </w:r>
+      <w:r>
+        <w:t xml:space="preserve"> </w:t>
+      </w:r>
+      <w:r>
+        <w:t xml:space="preserve">der</w:t>
+      </w:r>
+      <w:r>
+        <w:t xml:space="preserve"> </w:t>
+      </w:r>
+      <w:r>
+        <w:t xml:space="preserve">Hölle”</w:t>
+      </w:r>
+      <w:r>
+        <w:t xml:space="preserve"> </w:t>
+      </w:r>
+      <w:r>
+        <w:t xml:space="preserve">—</w:t>
+      </w:r>
+      <w:r>
+        <w:t xml:space="preserve"> </w:t>
+      </w:r>
+      <w:r>
+        <w:t xml:space="preserve">fiktives</w:t>
+      </w:r>
+      <w:r>
+        <w:t xml:space="preserve"> </w:t>
+      </w:r>
+      <w:r>
+        <w:t xml:space="preserve">Gutachten</w:t>
+      </w:r>
+      <w:r>
+        <w:t xml:space="preserve"> </w:t>
+      </w:r>
+      <w:r>
+        <w:t xml:space="preserve">zu</w:t>
+      </w:r>
+      <w:r>
+        <w:t xml:space="preserve"> </w:t>
+      </w:r>
+      <w:r>
+        <w:t xml:space="preserve">Schulungszwecken</w:t>
+      </w:r>
+    </w:p>
+    <w:bookmarkStart w:id="20" w:name="anwaltliches-gutachten"/>
     <w:p>
       <w:pPr>
         <w:pStyle w:val="Heading1"/>
@@ -81,8 +165,8 @@
       </w:pPr>
       <w:r>
         <w:rPr>
+          <w:bCs/>
           <w:b/>
-          <w:bCs/>
         </w:rPr>
         <w:t xml:space="preserve">Hohenwartshofen Quartiersentwicklung GmbH &amp; Co. KG</w:t>
       </w:r>
@@ -133,8 +217,8 @@
       </w:pPr>
       <w:r>
         <w:rPr>
+          <w:bCs/>
           <w:b/>
-          <w:bCs/>
         </w:rPr>
         <w:t xml:space="preserve">Bauträgervertrag Übelacker-Strohmeyer / Hohenwartshofen — UR-Nr. 188/2026 KQ — Beanstandungen und Berichtigungsverlangen</w:t>
       </w:r>
@@ -171,8 +255,13 @@
         <w:t xml:space="preserve">Der Vertrag enthält eine Häufung von Klauseln, die nach unserer Einschätzung gegen zwingendes Verbraucherrecht, gegen die Makler- und Bauträgerverordnung sowie gegen die §§ 305 ff. BGB verstoßen. Wir bitten um Korrektur in der nachstehend bezeichneten Form.</w:t>
       </w:r>
     </w:p>
-    <w:bookmarkEnd w:id="9"/>
-    <w:bookmarkStart w:id="16" w:name="pflicht-prüfblock"/>
+    <w:p>
+      <w:r>
+        <w:br w:type="page"/>
+      </w:r>
+    </w:p>
+    <w:bookmarkEnd w:id="20"/>
+    <w:bookmarkStart w:id="27" w:name="pflicht-prüfblock"/>
     <w:p>
       <w:pPr>
         <w:pStyle w:val="Heading1"/>
@@ -181,7 +270,7 @@
         <w:t xml:space="preserve">Pflicht-Prüfblock</w:t>
       </w:r>
     </w:p>
-    <w:bookmarkStart w:id="10" w:name="Xa66fc37b720283b5cbef3b5d91778e52dea0f63"/>
+    <w:bookmarkStart w:id="21" w:name="Xa66fc37b720283b5cbef3b5d91778e52dea0f63"/>
     <w:p>
       <w:pPr>
         <w:pStyle w:val="Heading2"/>
@@ -203,19 +292,35 @@
         <w:pStyle w:val="BodyText"/>
       </w:pPr>
       <w:r>
-        <w:t xml:space="preserve">Diese Regelung verstößt gegen § 650m BGB. Bei einem Verbraucherbauträgervertrag — und ein solcher liegt nach § 650u BGB unstreitig vor — hat der Erwerber das Recht, bei der ersten Abschlagszahlung 5 Prozent der Gesamtvergütung als Sicherheit einzubehalten oder vom Bauträger eine Sicherheitsleistung in entsprechender Höhe zu verlangen. Dieses Recht ist zwingend; ein vorab erklärter Verzicht ist unwirksam.</w:t>
-      </w:r>
-    </w:p>
-    <w:p>
-      <w:pPr>
-        <w:pStyle w:val="BodyText"/>
-      </w:pPr>
-      <w:r>
-        <w:t xml:space="preserve">Befund: 🔴 schwerwiegender Verstoß. Klausel unwirksam. Berichtigungsverlangen: ersatzlose Streichung des § 3.3 und Aufnahme einer Belehrung über das Recht auf den 5-Prozent-Einbehalt.</w:t>
-      </w:r>
-    </w:p>
-    <w:bookmarkEnd w:id="10"/>
-    <w:bookmarkStart w:id="11" w:name="nr.-12-lit.-a-bgb-beweislastumkehr"/>
+        <w:t xml:space="preserve">Diese Regelung verstößt gegen § 650m Abs. 2 BGB. Bei einem Bauträgervertrag — und ein solcher liegt nach § 650u BGB unstreitig vor — ist die 5-Prozent-Sicherheit nach § 650m Abs. 2 BGB durch § 650u Abs. 2 BGB gerade</w:t>
+      </w:r>
+      <w:r>
+        <w:t xml:space="preserve"> </w:t>
+      </w:r>
+      <w:r>
+        <w:rPr>
+          <w:iCs/>
+          <w:i/>
+        </w:rPr>
+        <w:t xml:space="preserve">nicht</w:t>
+      </w:r>
+      <w:r>
+        <w:t xml:space="preserve"> </w:t>
+      </w:r>
+      <w:r>
+        <w:t xml:space="preserve">ausgeschlossen; der Erwerber erhält bei der ersten Abschlagszahlung eine Sicherheit für die rechtzeitige Herstellung ohne wesentliche Mängel. Die formularmäßige Abbedingung dieser Sicherheit ist zusätzlich nach § 309 Nr. 15 lit. b BGB unwirksam, und nach § 12 MaBV sind Abweichungen zulasten des Erwerbers ohnehin unzulässig. Der vorab erklärte Verzicht in § 3.3 ist damit gleich dreifach unwirksam.</w:t>
+      </w:r>
+    </w:p>
+    <w:p>
+      <w:pPr>
+        <w:pStyle w:val="BodyText"/>
+      </w:pPr>
+      <w:r>
+        <w:t xml:space="preserve">Befund: 🔴 schwerwiegender Verstoß. Klausel unwirksam. Berichtigungsverlangen: ersatzlose Streichung des § 3.3 und Aufnahme einer Belehrung über das Recht auf die 5-Prozent-Sicherheit nach § 650m Abs. 2 BGB.</w:t>
+      </w:r>
+    </w:p>
+    <w:bookmarkEnd w:id="21"/>
+    <w:bookmarkStart w:id="22" w:name="nr.-12-lit.-a-bgb-beweislastumkehr"/>
     <w:p>
       <w:pPr>
         <w:pStyle w:val="Heading2"/>
@@ -248,8 +353,8 @@
         <w:t xml:space="preserve">Befund: 🔴 unwirksam.</w:t>
       </w:r>
     </w:p>
-    <w:bookmarkEnd w:id="11"/>
-    <w:bookmarkStart w:id="12" w:name="Xdf82248f8fb9e402e1240f35018ce9d5da2f26c"/>
+    <w:bookmarkEnd w:id="22"/>
+    <w:bookmarkStart w:id="23" w:name="Xdf82248f8fb9e402e1240f35018ce9d5da2f26c"/>
     <w:p>
       <w:pPr>
         <w:pStyle w:val="Heading2"/>
@@ -282,8 +387,8 @@
         <w:t xml:space="preserve">Befund: 🔴 unwirksam.</w:t>
       </w:r>
     </w:p>
-    <w:bookmarkEnd w:id="12"/>
-    <w:bookmarkStart w:id="13" w:name="abs.-1-s.-2-bgb-transparenz"/>
+    <w:bookmarkEnd w:id="23"/>
+    <w:bookmarkStart w:id="24" w:name="abs.-1-s.-2-bgb-transparenz"/>
     <w:p>
       <w:pPr>
         <w:pStyle w:val="Heading2"/>
@@ -308,8 +413,8 @@
         <w:t xml:space="preserve">Befund: 🟠 bis 🔴.</w:t>
       </w:r>
     </w:p>
-    <w:bookmarkEnd w:id="13"/>
-    <w:bookmarkStart w:id="14" w:name="X39746cf009c04b5b9e7512d87f7ea7b72d1d9b2"/>
+    <w:bookmarkEnd w:id="24"/>
+    <w:bookmarkStart w:id="25" w:name="X39746cf009c04b5b9e7512d87f7ea7b72d1d9b2"/>
     <w:p>
       <w:pPr>
         <w:pStyle w:val="Heading2"/>
@@ -334,8 +439,8 @@
         <w:t xml:space="preserve">Befund: 🔴 schwerwiegende Aushöhlung des Verbraucherschutzes.</w:t>
       </w:r>
     </w:p>
-    <w:bookmarkEnd w:id="14"/>
-    <w:bookmarkStart w:id="15" w:name="k-bgb-leistungsbeschreibung-lückenhaft"/>
+    <w:bookmarkEnd w:id="25"/>
+    <w:bookmarkStart w:id="26" w:name="k-bgb-leistungsbeschreibung-lückenhaft"/>
     <w:p>
       <w:pPr>
         <w:pStyle w:val="Heading2"/>
@@ -349,7 +454,19 @@
         <w:pStyle w:val="FirstParagraph"/>
       </w:pPr>
       <w:r>
-        <w:t xml:space="preserve">Die Baubeschreibung wird in § 0.2 als Vertragsbestandteil bezeichnet, ist jedoch nicht mitbeurkundet. Sie enthält keine konkreten Hersteller- oder Klassenangaben zu Sanitärobjekten, Bodenbelägen, Innentüren, Elektroinstallation, Heizungstechnik. Der Energiestandard wird in § 5.10 nur als „die zum Tag der Baugenehmigung geltenden energetischen Anforderungen” angegeben. Die Lücken-Schließungs-Klausel in § 5.5 verweist auf § 315 BGB und auf eine Leistung „von einfacher Art und Güte” — was den verbreiteten Maßstab „mittlerer Art und Güte” gezielt unterläuft.</w:t>
+        <w:t xml:space="preserve">Die Baubeschreibung (Fassung Februar 2026, Version 7.2; vgl. den Auszug in</w:t>
+      </w:r>
+      <w:r>
+        <w:t xml:space="preserve"> </w:t>
+      </w:r>
+      <w:r>
+        <w:rPr>
+          <w:rStyle w:val="VerbatimChar"/>
+        </w:rPr>
+        <w:t xml:space="preserve">04-baubeschreibung-auszug.md</w:t>
+      </w:r>
+      <w:r>
+        <w:t xml:space="preserve">) wird in § 0.2 als maßgeblich bezeichnet, ist jedoch nicht mitbeurkundet, sondern nur lose übergeben. Sie enthält keine konkreten Hersteller- oder Klassenangaben zu Sanitärobjekten, Bodenbelägen, Innentüren, Elektroinstallation, Heizungstechnik. Der Energiestandard wird in § 5.10 des Vertrages bzw. Abschnitt 17.1 der Baubeschreibung nur als „die zum Tag der Baugenehmigung geltenden energetischen Anforderungen” angegeben. Die Lücken-Schließungs-Klausel in § 5.5 verweist auf § 315 BGB und auf eine Leistung „von einfacher Art und Güte” — was den verbreiteten Maßstab „mittlerer Art und Güte” gezielt unterläuft. Konkrete Belege im Auszug siehe Nr. 17d.</w:t>
       </w:r>
     </w:p>
     <w:p>
@@ -360,9 +477,14 @@
         <w:t xml:space="preserve">Befund: 🔴 Bausoll nicht hinreichend konkretisiert.</w:t>
       </w:r>
     </w:p>
-    <w:bookmarkEnd w:id="15"/>
-    <w:bookmarkEnd w:id="16"/>
-    <w:bookmarkStart w:id="42" w:name="weitere-klauselgenaue-beanstandungen"/>
+    <w:p>
+      <w:r>
+        <w:br w:type="page"/>
+      </w:r>
+    </w:p>
+    <w:bookmarkEnd w:id="26"/>
+    <w:bookmarkEnd w:id="27"/>
+    <w:bookmarkStart w:id="54" w:name="weitere-klauselgenaue-beanstandungen"/>
     <w:p>
       <w:pPr>
         <w:pStyle w:val="Heading1"/>
@@ -371,7 +493,7 @@
         <w:t xml:space="preserve">Weitere klauselgenaue Beanstandungen</w:t>
       </w:r>
     </w:p>
-    <w:bookmarkStart w:id="17" w:name="Xcb38dc95911691d0224b374f91c3a24d58592cb"/>
+    <w:bookmarkStart w:id="28" w:name="Xcb38dc95911691d0224b374f91c3a24d58592cb"/>
     <w:p>
       <w:pPr>
         <w:pStyle w:val="Heading2"/>
@@ -412,8 +534,8 @@
         <w:t xml:space="preserve">Befund: 🔴 schwerwiegender Verstoß.</w:t>
       </w:r>
     </w:p>
-    <w:bookmarkEnd w:id="17"/>
-    <w:bookmarkStart w:id="18" w:name="reservierungsgebühr"/>
+    <w:bookmarkEnd w:id="28"/>
+    <w:bookmarkStart w:id="29" w:name="reservierungsgebühr"/>
     <w:p>
       <w:pPr>
         <w:pStyle w:val="Heading2"/>
@@ -446,8 +568,8 @@
         <w:t xml:space="preserve">Befund: 🟠 bis 🔴.</w:t>
       </w:r>
     </w:p>
-    <w:bookmarkEnd w:id="18"/>
-    <w:bookmarkStart w:id="19" w:name="X195b45521f3d07e316d97cb04f6732f876c4d5a"/>
+    <w:bookmarkEnd w:id="29"/>
+    <w:bookmarkStart w:id="30" w:name="X195b45521f3d07e316d97cb04f6732f876c4d5a"/>
     <w:p>
       <w:pPr>
         <w:pStyle w:val="Heading2"/>
@@ -480,8 +602,8 @@
         <w:t xml:space="preserve">Befund: 🔴.</w:t>
       </w:r>
     </w:p>
-    <w:bookmarkEnd w:id="19"/>
-    <w:bookmarkStart w:id="20" w:name="bemusterung-und-sonderwunsch-stundensatz"/>
+    <w:bookmarkEnd w:id="30"/>
+    <w:bookmarkStart w:id="31" w:name="bemusterung-und-sonderwunsch-stundensatz"/>
     <w:p>
       <w:pPr>
         <w:pStyle w:val="Heading2"/>
@@ -506,8 +628,8 @@
         <w:t xml:space="preserve">Befund: 🟠.</w:t>
       </w:r>
     </w:p>
-    <w:bookmarkEnd w:id="20"/>
-    <w:bookmarkStart w:id="21" w:name="X4473c0958a48dd7a2e6f3b4ae35ca2bd6560803"/>
+    <w:bookmarkEnd w:id="31"/>
+    <w:bookmarkStart w:id="32" w:name="X4473c0958a48dd7a2e6f3b4ae35ca2bd6560803"/>
     <w:p>
       <w:pPr>
         <w:pStyle w:val="Heading2"/>
@@ -532,8 +654,8 @@
         <w:t xml:space="preserve">Befund: 🟠 (im Verbund mit Nr. 6 verschärfend).</w:t>
       </w:r>
     </w:p>
-    <w:bookmarkEnd w:id="21"/>
-    <w:bookmarkStart w:id="22" w:name="bgb-klausel-mit-einfacher-art-und-güte"/>
+    <w:bookmarkEnd w:id="32"/>
+    <w:bookmarkStart w:id="33" w:name="bgb-klausel-mit-einfacher-art-und-güte"/>
     <w:p>
       <w:pPr>
         <w:pStyle w:val="Heading2"/>
@@ -558,8 +680,8 @@
         <w:t xml:space="preserve">Befund: 🔴.</w:t>
       </w:r>
     </w:p>
-    <w:bookmarkEnd w:id="22"/>
-    <w:bookmarkStart w:id="23" w:name="X7835f8bd3d5c16597e62cdd5a931e7b899b2fff"/>
+    <w:bookmarkEnd w:id="33"/>
+    <w:bookmarkStart w:id="34" w:name="X7835f8bd3d5c16597e62cdd5a931e7b899b2fff"/>
     <w:p>
       <w:pPr>
         <w:pStyle w:val="Heading2"/>
@@ -584,8 +706,8 @@
         <w:t xml:space="preserve">Befund: 🔴.</w:t>
       </w:r>
     </w:p>
-    <w:bookmarkEnd w:id="23"/>
-    <w:bookmarkStart w:id="24" w:name="Xd8908a648ecf4a3a1a216aeb6e26bd19f5f015d"/>
+    <w:bookmarkEnd w:id="34"/>
+    <w:bookmarkStart w:id="35" w:name="Xd8908a648ecf4a3a1a216aeb6e26bd19f5f015d"/>
     <w:p>
       <w:pPr>
         <w:pStyle w:val="Heading2"/>
@@ -610,8 +732,8 @@
         <w:t xml:space="preserve">Befund: 🟠 bis 🔴.</w:t>
       </w:r>
     </w:p>
-    <w:bookmarkEnd w:id="24"/>
-    <w:bookmarkStart w:id="25" w:name="termin-als-voraussichtlich"/>
+    <w:bookmarkEnd w:id="35"/>
+    <w:bookmarkStart w:id="36" w:name="termin-als-voraussichtlich"/>
     <w:p>
       <w:pPr>
         <w:pStyle w:val="Heading2"/>
@@ -636,8 +758,8 @@
         <w:t xml:space="preserve">Befund: 🟠.</w:t>
       </w:r>
     </w:p>
-    <w:bookmarkEnd w:id="25"/>
-    <w:bookmarkStart w:id="26" w:name="Xa04d724c1077c369fd61305d415e1820d9c390d"/>
+    <w:bookmarkEnd w:id="36"/>
+    <w:bookmarkStart w:id="37" w:name="Xa04d724c1077c369fd61305d415e1820d9c390d"/>
     <w:p>
       <w:pPr>
         <w:pStyle w:val="Heading2"/>
@@ -670,8 +792,8 @@
         <w:t xml:space="preserve">Befund: 🔴.</w:t>
       </w:r>
     </w:p>
-    <w:bookmarkEnd w:id="26"/>
-    <w:bookmarkStart w:id="27" w:name="energiestandard"/>
+    <w:bookmarkEnd w:id="37"/>
+    <w:bookmarkStart w:id="38" w:name="energiestandard"/>
     <w:p>
       <w:pPr>
         <w:pStyle w:val="Heading2"/>
@@ -696,8 +818,8 @@
         <w:t xml:space="preserve">Befund: 🔴.</w:t>
       </w:r>
     </w:p>
-    <w:bookmarkEnd w:id="27"/>
-    <w:bookmarkStart w:id="28" w:name="X6f36d150931fcd99caaef55771789b976c49fdc"/>
+    <w:bookmarkEnd w:id="38"/>
+    <w:bookmarkStart w:id="39" w:name="X6f36d150931fcd99caaef55771789b976c49fdc"/>
     <w:p>
       <w:pPr>
         <w:pStyle w:val="Heading2"/>
@@ -730,8 +852,8 @@
         <w:t xml:space="preserve">Befund: 🔴. Berichtigungsverlangen: Herausgabe/Einsicht in die zur Prüfung von Baufortschritt, Abnahme, Finanzierung/Förderung und öffentlich-rechtlichen Nachweisen erforderlichen Unterlagen; Recht zur sachverständigen Begleitung.</w:t>
       </w:r>
     </w:p>
-    <w:bookmarkEnd w:id="28"/>
-    <w:bookmarkStart w:id="29" w:name="X4bf3ac32f0de838d1360f40e377d3481cbc5a91"/>
+    <w:bookmarkEnd w:id="39"/>
+    <w:bookmarkStart w:id="40" w:name="X4bf3ac32f0de838d1360f40e377d3481cbc5a91"/>
     <w:p>
       <w:pPr>
         <w:pStyle w:val="Heading2"/>
@@ -764,8 +886,8 @@
         <w:t xml:space="preserve">Befund: 🔴. Verlangen: Baugrundgutachten, Wasserhaltungs-/Baugrubenkonzept, Altlasten-/Kampfmittelstatus und klare Risikoallokation beim Verkäufer.</w:t>
       </w:r>
     </w:p>
-    <w:bookmarkEnd w:id="29"/>
-    <w:bookmarkStart w:id="30" w:name="Xfc790796e18c282235f5e34179f356aac3c9911"/>
+    <w:bookmarkEnd w:id="40"/>
+    <w:bookmarkStart w:id="41" w:name="Xfc790796e18c282235f5e34179f356aac3c9911"/>
     <w:p>
       <w:pPr>
         <w:pStyle w:val="Heading2"/>
@@ -798,292 +920,220 @@
         <w:t xml:space="preserve">Befund: 🟠 bis 🔴.</w:t>
       </w:r>
     </w:p>
-    <w:bookmarkEnd w:id="30"/>
-    <w:bookmarkStart w:id="31" w:name="ohne-geld-keine-schlüssel"/>
-    <w:p>
-      <w:pPr>
-        <w:pStyle w:val="Heading2"/>
-      </w:pPr>
-      <w:r>
-        <w:t xml:space="preserve">18. § 6.1 — „Ohne Geld keine Schlüssel”</w:t>
-      </w:r>
-    </w:p>
-    <w:p>
-      <w:pPr>
-        <w:pStyle w:val="FirstParagraph"/>
-      </w:pPr>
-      <w:r>
-        <w:t xml:space="preserve">Bereits unter Pflichtpunkt 5 behandelt. Befund: 🔴.</w:t>
-      </w:r>
-    </w:p>
-    <w:bookmarkEnd w:id="31"/>
-    <w:bookmarkStart w:id="32" w:name="X208ece732749f2899f3ec754d55eaecb305e6fc"/>
-    <w:p>
-      <w:pPr>
-        <w:pStyle w:val="Heading2"/>
-      </w:pPr>
-      <w:r>
-        <w:t xml:space="preserve">19. § 6.2 — Abnahme Sondereigentum, 10-Tage-Frist, Abnahmefiktion</w:t>
-      </w:r>
-    </w:p>
-    <w:p>
-      <w:pPr>
-        <w:pStyle w:val="FirstParagraph"/>
-      </w:pPr>
-      <w:r>
-        <w:t xml:space="preserve">§ 6.2.1 sieht eine 10-Tage-Frist und eine Abnahmefiktion ohne gesonderten Hinweis nach § 640 Abs. 2 S. 2 BGB vor.</w:t>
-      </w:r>
-    </w:p>
-    <w:p>
-      <w:pPr>
-        <w:pStyle w:val="BodyText"/>
-      </w:pPr>
-      <w:r>
-        <w:t xml:space="preserve">Befund: 🔴.</w:t>
-      </w:r>
-    </w:p>
-    <w:bookmarkEnd w:id="32"/>
-    <w:bookmarkStart w:id="33" w:name="schönheitsfehler-klausel-3-prozent"/>
-    <w:p>
-      <w:pPr>
-        <w:pStyle w:val="Heading2"/>
-      </w:pPr>
-      <w:r>
-        <w:t xml:space="preserve">20. § 6.2.2 — Schönheitsfehler-Klausel 3 Prozent</w:t>
-      </w:r>
-    </w:p>
-    <w:p>
-      <w:pPr>
-        <w:pStyle w:val="FirstParagraph"/>
-      </w:pPr>
-      <w:r>
-        <w:t xml:space="preserve">Eine pauschale Schwelle dieser Art höhlt die Mängelrechte nach § 633 BGB aus und ist nach § 307 BGB unwirksam.</w:t>
-      </w:r>
-    </w:p>
-    <w:p>
-      <w:pPr>
-        <w:pStyle w:val="BodyText"/>
-      </w:pPr>
-      <w:r>
-        <w:t xml:space="preserve">Befund: 🔴.</w:t>
-      </w:r>
-    </w:p>
-    <w:bookmarkEnd w:id="33"/>
-    <w:bookmarkStart w:id="34" w:name="Xe7bcf4c6ad247541baa710cd15ea08d7712bc5e"/>
-    <w:p>
-      <w:pPr>
-        <w:pStyle w:val="Heading2"/>
-      </w:pPr>
-      <w:r>
-        <w:t xml:space="preserve">21. § 6.3 — Abnahme Gemeinschaftseigentum durch vom Bauträger eingesetzten Erstverwalter</w:t>
-      </w:r>
-    </w:p>
-    <w:p>
-      <w:pPr>
-        <w:pStyle w:val="FirstParagraph"/>
-      </w:pPr>
-      <w:r>
-        <w:t xml:space="preserve">§ 6.3.1 überträgt die Abnahme dem vom Verkäufer eingesetzten Erstverwalter. § 6.3.2 lässt die Begutachtung durch einen vom Verkäufer benannten Sachverständigen genügen.</w:t>
-      </w:r>
-    </w:p>
-    <w:p>
-      <w:pPr>
-        <w:pStyle w:val="BodyText"/>
-      </w:pPr>
-      <w:r>
-        <w:t xml:space="preserve">Diese Konstruktion ist nach ständiger BGH-Rechtsprechung zur Selbstabnahme unwirksam (Hinweis: live verifizieren).</w:t>
-      </w:r>
-    </w:p>
-    <w:p>
-      <w:pPr>
-        <w:pStyle w:val="BodyText"/>
-      </w:pPr>
-      <w:r>
-        <w:t xml:space="preserve">Befund: 🔴.</w:t>
-      </w:r>
-    </w:p>
-    <w:bookmarkEnd w:id="34"/>
-    <w:bookmarkStart w:id="35" w:name="erschließungskosten-beim-käufer"/>
-    <w:p>
-      <w:pPr>
-        <w:pStyle w:val="Heading2"/>
-      </w:pPr>
-      <w:r>
-        <w:t xml:space="preserve">22. § 7 — Erschließungskosten beim Käufer</w:t>
-      </w:r>
-    </w:p>
-    <w:p>
-      <w:pPr>
-        <w:pStyle w:val="FirstParagraph"/>
-      </w:pPr>
-      <w:r>
-        <w:t xml:space="preserve">§ 7.1 lastet sämtliche Erschließungskosten dem Käufer an. Die Schätzung von 28 000,00 EUR bis 42 000,00 EUR ist so weit gefasst, dass sie das Transparenzgebot verletzt.</w:t>
-      </w:r>
-    </w:p>
-    <w:p>
-      <w:pPr>
-        <w:pStyle w:val="BodyText"/>
-      </w:pPr>
-      <w:r>
-        <w:t xml:space="preserve">Hinzu kommt § 13.5: Die Kosten der Erstverwaltung, technischen Betriebsführung, Einweisung und der Wartungs- und Dienstleistungsverträge werden auf die Erwerber verlagert, ohne dass einzelne Erwerber vor Übergabe die Wirtschaftlichkeit prüfen können. Das ist insbesondere in Verbindung mit § 5.13 problematisch, weil die WEG für bis zu sieben Jahre an Betriebs- und Wartungsverträge gebunden werden kann.</w:t>
-      </w:r>
-    </w:p>
-    <w:p>
-      <w:pPr>
-        <w:pStyle w:val="BodyText"/>
-      </w:pPr>
-      <w:r>
-        <w:t xml:space="preserve">Befund: 🔴.</w:t>
-      </w:r>
-    </w:p>
-    <w:bookmarkEnd w:id="35"/>
-    <w:bookmarkStart w:id="36" w:name="X3d96469a054deae8f47434d4e9ad8e8b720fd48"/>
-    <w:p>
-      <w:pPr>
-        <w:pStyle w:val="Heading2"/>
-      </w:pPr>
-      <w:r>
-        <w:t xml:space="preserve">23. § 8 — Baustellenzutritt und private Bauüberwachung nur scheinbar erlaubt</w:t>
-      </w:r>
-    </w:p>
-    <w:p>
-      <w:pPr>
-        <w:pStyle w:val="FirstParagraph"/>
-      </w:pPr>
-      <w:r>
-        <w:t xml:space="preserve">§ 8 klingt professioneller als ein schlichtes Zutrittsverbot: Verkehrssicherheit, Arbeitsschutz, zwei begleitete Termine und Sachverständigenmitnahme. In der Wirkung bleibt die Kontrolle aber weitgehend beim Verkäufer. Weitergehende Termine können aus breiten Gründen abgelehnt werden; der private Sachverständige darf praktisch nur beobachten; seine Feststellungen hemmen die Fälligkeit angeforderter Raten nicht; eine Vertragsstrafe flankiert das Ganze.</w:t>
-      </w:r>
-    </w:p>
-    <w:p>
-      <w:pPr>
-        <w:pStyle w:val="BodyText"/>
-      </w:pPr>
-      <w:r>
-        <w:t xml:space="preserve">Das ist angreifbar, weil der Erwerber vor MaBV-Zahlungen, vor Abnahme und bei Mängeln eine realistische Möglichkeit zur sachverständigen Prüfung braucht. Freier Baustellenzutritt ist nicht geschuldet, aber eine sicherheitskonforme, angemeldete Kontrolle darf nicht formularmäßig leerlaufen.</w:t>
-      </w:r>
-    </w:p>
-    <w:p>
-      <w:pPr>
-        <w:pStyle w:val="BodyText"/>
-      </w:pPr>
-      <w:r>
-        <w:t xml:space="preserve">Befund: 🔴.</w:t>
-      </w:r>
-    </w:p>
-    <w:bookmarkEnd w:id="36"/>
-    <w:bookmarkStart w:id="37" w:name="mängelrechte-beschnitten"/>
-    <w:p>
-      <w:pPr>
-        <w:pStyle w:val="Heading2"/>
-      </w:pPr>
-      <w:r>
-        <w:t xml:space="preserve">24. § 9.4 — Mängelrechte beschnitten</w:t>
-      </w:r>
-    </w:p>
-    <w:p>
-      <w:pPr>
-        <w:pStyle w:val="FirstParagraph"/>
-      </w:pPr>
-      <w:r>
-        <w:t xml:space="preserve">Mehrere Klauseln aus § 9.4 sind beanstandungsfähig:</w:t>
-      </w:r>
-    </w:p>
-    <w:p>
-      <w:pPr>
-        <w:pStyle w:val="Compact"/>
+    <w:bookmarkEnd w:id="41"/>
+    <w:bookmarkStart w:id="42" w:name="X1250d66d80d4663fda38fc0ac64cbf2338c4a3f"/>
+    <w:p>
+      <w:pPr>
+        <w:pStyle w:val="Heading2"/>
+      </w:pPr>
+      <w:r>
+        <w:t xml:space="preserve">17d. Baubeschreibung Version 7.2 — konkrete Bausoll-Lücken im Auszug</w:t>
+      </w:r>
+    </w:p>
+    <w:p>
+      <w:pPr>
+        <w:pStyle w:val="FirstParagraph"/>
+      </w:pPr>
+      <w:r>
+        <w:t xml:space="preserve">Der lose übergebene Baubeschreibungs-Auszug bestätigt und konkretisiert die unter Nr. 6, 12 und 17 nur benannten Lücken. Beanstandungsfähig sind insbesondere:</w:t>
+      </w:r>
+    </w:p>
+    <w:p>
+      <w:pPr>
         <w:numPr>
           <w:ilvl w:val="0"/>
           <w:numId w:val="1001"/>
         </w:numPr>
-      </w:pPr>
-      <w:r>
-        <w:t xml:space="preserve">„dreimaliges Fehlschlagen” der Nacherfüllung als Voraussetzung für Minderung/Rücktritt — § 636 BGB sieht regelmäßig ein zweimaliges Fehlschlagen als ausreichend an. Die Drittfehlschlag-Klausel ist unwirksam.</w:t>
-      </w:r>
-    </w:p>
-    <w:p>
-      <w:pPr>
         <w:pStyle w:val="Compact"/>
+      </w:pPr>
+      <w:r>
+        <w:rPr>
+          <w:bCs/>
+          <w:b/>
+        </w:rPr>
+        <w:t xml:space="preserve">Abschnitt V.2/V.3 — Eigenbestimmungsrecht und „einfache Art und Güte”.</w:t>
+      </w:r>
+      <w:r>
+        <w:t xml:space="preserve"> </w:t>
+      </w:r>
+      <w:r>
+        <w:t xml:space="preserve">Der Verkäufer darf Fabrikate frei durch „gleichwertige” ersetzen und Unbestimmtes nach billigem Ermessen mit „einfacher Art und Güte” füllen. Das unterläuft das gesetzliche Mindestmaß und verschiebt die Konkretisierung des Bausolls in das Belieben des Verwenders.</w:t>
+      </w:r>
+    </w:p>
+    <w:p>
+      <w:pPr>
         <w:numPr>
           <w:ilvl w:val="0"/>
           <w:numId w:val="1001"/>
         </w:numPr>
-      </w:pPr>
-      <w:r>
-        <w:t xml:space="preserve">Selbstvornahmeausschluss § 637 BGB — angreifbar, Rechtsprechung live prüfen.</w:t>
-      </w:r>
-    </w:p>
-    <w:p>
-      <w:pPr>
         <w:pStyle w:val="Compact"/>
+      </w:pPr>
+      <w:r>
+        <w:rPr>
+          <w:bCs/>
+          <w:b/>
+        </w:rPr>
+        <w:t xml:space="preserve">Abschnitte 8.1, 9.1, 10.1, 11.1, 14.1 — durchgehende „nach Wahl des Verkäufers”-Technik.</w:t>
+      </w:r>
+      <w:r>
+        <w:t xml:space="preserve"> </w:t>
+      </w:r>
+      <w:r>
+        <w:t xml:space="preserve">Bodenbeläge „in gehobener Qualität nach Wahl”, Sanitärobjekte „in Standardausführung”, Heizungssystem „nach Wahl des Verkäufers”, Aufzug „handelsüblich” — kein konkretes Bausoll, kein Hersteller, keine Klasse, kein Mindeststandard.</w:t>
+      </w:r>
+    </w:p>
+    <w:p>
+      <w:pPr>
         <w:numPr>
           <w:ilvl w:val="0"/>
           <w:numId w:val="1001"/>
         </w:numPr>
-      </w:pPr>
-      <w:r>
-        <w:t xml:space="preserve">14-Tage-Mängelrügefrist als Ausschlussfrist — solche Ausschlussfristen sind in AGB im Bauträgerrecht unwirksam.</w:t>
-      </w:r>
-    </w:p>
-    <w:p>
-      <w:pPr>
         <w:pStyle w:val="Compact"/>
+      </w:pPr>
+      <w:r>
+        <w:rPr>
+          <w:bCs/>
+          <w:b/>
+        </w:rPr>
+        <w:t xml:space="preserve">Abschnitt 16.2 — leerer Schallschutzwert.</w:t>
+      </w:r>
+      <w:r>
+        <w:t xml:space="preserve"> </w:t>
+      </w:r>
+      <w:r>
+        <w:t xml:space="preserve">Erhöhter Schallschutz wird nur geschuldet, „soweit nachstehend mit Zahlenwerten ausdrücklich vereinbart” — die Zahlenwerte sind aber ausdrücklich „in dieser Fassung nicht eingetragen”. Damit läuft der gesamte erhöhte Schallschutz leer.</w:t>
+      </w:r>
+    </w:p>
+    <w:p>
+      <w:pPr>
         <w:numPr>
           <w:ilvl w:val="0"/>
           <w:numId w:val="1001"/>
         </w:numPr>
-      </w:pPr>
-      <w:r>
-        <w:t xml:space="preserve">Verkürzung der Verjährung auf zwei Jahre — verstößt gegen § 634a Abs. 1 Nr. 2 BGB (5 Jahre bei Bauwerken). Die AGB-Verkürzung ist unwirksam.</w:t>
-      </w:r>
-    </w:p>
-    <w:p>
-      <w:pPr>
         <w:pStyle w:val="Compact"/>
+      </w:pPr>
+      <w:r>
+        <w:rPr>
+          <w:bCs/>
+          <w:b/>
+        </w:rPr>
+        <w:t xml:space="preserve">Abschnitt 17.1 — kein konkreter Energiestandard.</w:t>
+      </w:r>
+      <w:r>
+        <w:t xml:space="preserve"> </w:t>
+      </w:r>
+      <w:r>
+        <w:t xml:space="preserve">Keine KfW-Effizienzhausklasse, kein Primärenergiebedarf, keine GEG-Stufe — finanzierungs- und förderrelevant.</w:t>
+      </w:r>
+    </w:p>
+    <w:p>
+      <w:pPr>
         <w:numPr>
           <w:ilvl w:val="0"/>
           <w:numId w:val="1001"/>
         </w:numPr>
-      </w:pPr>
-      <w:r>
-        <w:t xml:space="preserve">Verjährungsbeginn ab „schriftlicher Abnahmebestätigung durch den Verkäufer” — verschiebt den Verjährungsbeginn zu Lasten des Erwerbers. Unwirksam.</w:t>
-      </w:r>
-    </w:p>
-    <w:p>
-      <w:pPr>
         <w:pStyle w:val="Compact"/>
+      </w:pPr>
+      <w:r>
+        <w:rPr>
+          <w:bCs/>
+          <w:b/>
+        </w:rPr>
+        <w:t xml:space="preserve">Abschnitt 19.1 — Wohnfläche „keine zugesicherte Eigenschaft”, DIN 277.</w:t>
+      </w:r>
+      <w:r>
+        <w:t xml:space="preserve"> </w:t>
+      </w:r>
+      <w:r>
+        <w:t xml:space="preserve">In Verbindung mit der 8-Prozent-Toleranz in § 5.9.2 des Vertrages (Nr. 16) wird die Flächenangabe praktisch entwertet.</w:t>
+      </w:r>
+    </w:p>
+    <w:p>
+      <w:pPr>
         <w:numPr>
           <w:ilvl w:val="0"/>
           <w:numId w:val="1001"/>
         </w:numPr>
-      </w:pPr>
-      <w:r>
-        <w:t xml:space="preserve">Mängelbeseitigung nur durch vom Verkäufer benannte Handwerker — schließt den Wettbewerb aus.</w:t>
-      </w:r>
-    </w:p>
-    <w:p>
-      <w:pPr>
-        <w:pStyle w:val="FirstParagraph"/>
-      </w:pPr>
-      <w:r>
-        <w:t xml:space="preserve">Befund: 🔴 (kumuliert).</w:t>
-      </w:r>
-    </w:p>
-    <w:bookmarkEnd w:id="37"/>
-    <w:bookmarkStart w:id="38" w:name="bürgschaftsrückgabe-bei-abnahmeprotokoll"/>
-    <w:p>
-      <w:pPr>
-        <w:pStyle w:val="Heading2"/>
-      </w:pPr>
-      <w:r>
-        <w:t xml:space="preserve">25. § 9.6 — Bürgschaftsrückgabe bei Abnahmeprotokoll</w:t>
-      </w:r>
-    </w:p>
-    <w:p>
-      <w:pPr>
-        <w:pStyle w:val="FirstParagraph"/>
-      </w:pPr>
-      <w:r>
-        <w:t xml:space="preserve">§ 9.6 verpflichtet den Käufer, die Bürgschaft mit Unterzeichnung des Abnahmeprotokolls zurückzugeben — unabhängig davon, ob Restmängel beseitigt sind. Damit wird der Sicherungszweck der Bürgschaft ausgehöhlt.</w:t>
+        <w:pStyle w:val="Compact"/>
+      </w:pPr>
+      <w:r>
+        <w:rPr>
+          <w:bCs/>
+          <w:b/>
+        </w:rPr>
+        <w:t xml:space="preserve">Abschnitt S.1 — Widerspruchsregel zugunsten des Verkäufers.</w:t>
+      </w:r>
+      <w:r>
+        <w:t xml:space="preserve"> </w:t>
+      </w:r>
+      <w:r>
+        <w:t xml:space="preserve">Bei Widersprüchen zwischen Baubeschreibung, Plänen und Vertrag soll die vom Verkäufer „für sachgerecht gehaltene” Regelung gelten. Das verstößt gegen § 305c Abs. 2 BGB (Zweifel zulasten des Verwenders) und § 650k Abs. 2 BGB.</w:t>
+      </w:r>
+    </w:p>
+    <w:p>
+      <w:pPr>
+        <w:numPr>
+          <w:ilvl w:val="0"/>
+          <w:numId w:val="1001"/>
+        </w:numPr>
+        <w:pStyle w:val="Compact"/>
+      </w:pPr>
+      <w:r>
+        <w:rPr>
+          <w:bCs/>
+          <w:b/>
+        </w:rPr>
+        <w:t xml:space="preserve">Schaufenster-Drift.</w:t>
+      </w:r>
+      <w:r>
+        <w:t xml:space="preserve"> </w:t>
+      </w:r>
+      <w:r>
+        <w:t xml:space="preserve">Abschnitt 1.2 bewirbt „gehobenen Standard”, während Vertrag (§ 5.5) und Baubeschreibung (V.3) nur „einfache Art und Güte” schulden und Verkaufsunterlagen nach § 5.4 ausdrücklich unverbindlich sind. Der Prospekt-Eindruck ist nicht durchsetzbar.</w:t>
+      </w:r>
+    </w:p>
+    <w:p>
+      <w:pPr>
+        <w:pStyle w:val="FirstParagraph"/>
+      </w:pPr>
+      <w:r>
+        <w:t xml:space="preserve">Befund: 🔴. Berichtigungsverlangen: Mitbeurkundung einer datierten, versionsfesten Baubeschreibung mit konkreten Klassen-/Mindeststandards je Gewerk, konkretem Energiestandard (KfW/GEG mit Zahlenwert), eingetragenen Schallschutzwerten und einer verbrauchergünstigen Vorrang-/Auslegungsregel.</w:t>
+      </w:r>
+    </w:p>
+    <w:bookmarkEnd w:id="42"/>
+    <w:bookmarkStart w:id="43" w:name="ohne-geld-keine-schlüssel"/>
+    <w:p>
+      <w:pPr>
+        <w:pStyle w:val="Heading2"/>
+      </w:pPr>
+      <w:r>
+        <w:t xml:space="preserve">18. § 6.1 — „Ohne Geld keine Schlüssel”</w:t>
+      </w:r>
+    </w:p>
+    <w:p>
+      <w:pPr>
+        <w:pStyle w:val="FirstParagraph"/>
+      </w:pPr>
+      <w:r>
+        <w:t xml:space="preserve">Bereits unter Pflichtpunkt 5 behandelt. Befund: 🔴.</w:t>
+      </w:r>
+    </w:p>
+    <w:bookmarkEnd w:id="43"/>
+    <w:bookmarkStart w:id="44" w:name="X208ece732749f2899f3ec754d55eaecb305e6fc"/>
+    <w:p>
+      <w:pPr>
+        <w:pStyle w:val="Heading2"/>
+      </w:pPr>
+      <w:r>
+        <w:t xml:space="preserve">19. § 6.2 — Abnahme Sondereigentum, 10-Tage-Frist, Abnahmefiktion</w:t>
+      </w:r>
+    </w:p>
+    <w:p>
+      <w:pPr>
+        <w:pStyle w:val="FirstParagraph"/>
+      </w:pPr>
+      <w:r>
+        <w:t xml:space="preserve">§ 6.2.1 sieht eine 10-Tage-Frist und eine Abnahmefiktion ohne gesonderten Hinweis nach § 640 Abs. 2 S. 2 BGB vor.</w:t>
       </w:r>
     </w:p>
     <w:p>
@@ -1094,40 +1144,22 @@
         <w:t xml:space="preserve">Befund: 🔴.</w:t>
       </w:r>
     </w:p>
-    <w:bookmarkEnd w:id="38"/>
-    <w:bookmarkStart w:id="39" w:name="vormerkungslöschung"/>
-    <w:p>
-      <w:pPr>
-        <w:pStyle w:val="Heading2"/>
-      </w:pPr>
-      <w:r>
-        <w:t xml:space="preserve">26. § 10.2 — Vormerkungslöschung</w:t>
-      </w:r>
-    </w:p>
-    <w:p>
-      <w:pPr>
-        <w:pStyle w:val="FirstParagraph"/>
-      </w:pPr>
-      <w:r>
-        <w:t xml:space="preserve">Bereits unter Pflichtpunkt 5 behandelt. Befund: 🔴.</w:t>
-      </w:r>
-    </w:p>
-    <w:bookmarkEnd w:id="39"/>
-    <w:bookmarkStart w:id="40" w:name="Xf3ad129af979c2bc354b719bdd12d99a93196cf"/>
-    <w:p>
-      <w:pPr>
-        <w:pStyle w:val="Heading2"/>
-      </w:pPr>
-      <w:r>
-        <w:t xml:space="preserve">27. § 12 — Teilungserklärungs-Änderungsvollmacht ohne Schutz der eigenen Einheit</w:t>
-      </w:r>
-    </w:p>
-    <w:p>
-      <w:pPr>
-        <w:pStyle w:val="FirstParagraph"/>
-      </w:pPr>
-      <w:r>
-        <w:t xml:space="preserve">§ 12.1 erlaubt dem Verkäufer, die Teilungserklärung jederzeit ohne weitere Mitwirkung des Käufers zu ändern, einschließlich der Sondereigentumseinheit des Käufers selbst. § 12.2 schließt § 181 BGB aus und sieht einen Widerrufsverzicht vor.</w:t>
+    <w:bookmarkEnd w:id="44"/>
+    <w:bookmarkStart w:id="45" w:name="schönheitsfehler-klausel-3-prozent"/>
+    <w:p>
+      <w:pPr>
+        <w:pStyle w:val="Heading2"/>
+      </w:pPr>
+      <w:r>
+        <w:t xml:space="preserve">20. § 6.2.2 — Schönheitsfehler-Klausel 3 Prozent</w:t>
+      </w:r>
+    </w:p>
+    <w:p>
+      <w:pPr>
+        <w:pStyle w:val="FirstParagraph"/>
+      </w:pPr>
+      <w:r>
+        <w:t xml:space="preserve">Eine pauschale Schwelle dieser Art höhlt die Mängelrechte nach § 633 BGB aus und ist nach § 307 BGB unwirksam.</w:t>
       </w:r>
     </w:p>
     <w:p>
@@ -1138,111 +1170,332 @@
         <w:t xml:space="preserve">Befund: 🔴.</w:t>
       </w:r>
     </w:p>
-    <w:bookmarkEnd w:id="40"/>
-    <w:bookmarkStart w:id="41" w:name="notarbelehrung-ohne-agb-prüfung"/>
-    <w:p>
-      <w:pPr>
-        <w:pStyle w:val="Heading2"/>
-      </w:pPr>
-      <w:r>
-        <w:t xml:space="preserve">28. § 14 — Notarbelehrung ohne AGB-Prüfung</w:t>
-      </w:r>
-    </w:p>
-    <w:p>
-      <w:pPr>
-        <w:pStyle w:val="FirstParagraph"/>
-      </w:pPr>
-      <w:r>
-        <w:t xml:space="preserve">§ 14 stellt ausdrücklich klar, dass eine inhaltliche Kontrolle der Vertragsklauseln durch den Notar nicht erfolgt ist und auch nicht geschuldet sei. Zusätzlich wird die technische Prüfung von Baugrund, Bauüberwachung, Fachplanung und Wirtschaftlichkeit von Wartungsverträgen ausgenommen. Dies steht im Spannungsverhältnis zur Belehrungspflicht des Notars nach § 17 BeurkG, soweit die Urkunde selbst erkennbar riskante Mechanismen enthält.</w:t>
-      </w:r>
-    </w:p>
-    <w:p>
-      <w:pPr>
-        <w:pStyle w:val="BodyText"/>
-      </w:pPr>
-      <w:r>
-        <w:t xml:space="preserve">Befund: 🟠.</w:t>
-      </w:r>
-    </w:p>
-    <w:bookmarkEnd w:id="41"/>
-    <w:bookmarkEnd w:id="42"/>
-    <w:bookmarkStart w:id="43" w:name="ampel-bilanz"/>
-    <w:p>
-      <w:pPr>
-        <w:pStyle w:val="Heading1"/>
-      </w:pPr>
-      <w:r>
-        <w:t xml:space="preserve">Ampel-Bilanz</w:t>
-      </w:r>
-    </w:p>
-    <w:p>
-      <w:pPr>
-        <w:pStyle w:val="FirstParagraph"/>
-      </w:pPr>
-      <w:r>
-        <w:t xml:space="preserve">Pflicht-Prüfblock: 🔴 6 von 6.</w:t>
-      </w:r>
-    </w:p>
-    <w:p>
-      <w:pPr>
-        <w:pStyle w:val="BodyText"/>
-      </w:pPr>
-      <w:r>
-        <w:t xml:space="preserve">Beanstandete Klauseln in Zahlen:</w:t>
-      </w:r>
-    </w:p>
-    <w:p>
-      <w:pPr>
-        <w:pStyle w:val="Compact"/>
+    <w:bookmarkEnd w:id="45"/>
+    <w:bookmarkStart w:id="46" w:name="Xe7bcf4c6ad247541baa710cd15ea08d7712bc5e"/>
+    <w:p>
+      <w:pPr>
+        <w:pStyle w:val="Heading2"/>
+      </w:pPr>
+      <w:r>
+        <w:t xml:space="preserve">21. § 6.3 — Abnahme Gemeinschaftseigentum durch vom Bauträger eingesetzten Erstverwalter</w:t>
+      </w:r>
+    </w:p>
+    <w:p>
+      <w:pPr>
+        <w:pStyle w:val="FirstParagraph"/>
+      </w:pPr>
+      <w:r>
+        <w:t xml:space="preserve">§ 6.3.1 überträgt die Abnahme dem vom Verkäufer eingesetzten Erstverwalter. § 6.3.2 lässt die Begutachtung durch einen vom Verkäufer benannten Sachverständigen genügen.</w:t>
+      </w:r>
+    </w:p>
+    <w:p>
+      <w:pPr>
+        <w:pStyle w:val="BodyText"/>
+      </w:pPr>
+      <w:r>
+        <w:t xml:space="preserve">Diese Konstruktion ist nach ständiger BGH-Rechtsprechung zur Selbstabnahme unwirksam (Hinweis: live verifizieren).</w:t>
+      </w:r>
+    </w:p>
+    <w:p>
+      <w:pPr>
+        <w:pStyle w:val="BodyText"/>
+      </w:pPr>
+      <w:r>
+        <w:t xml:space="preserve">Befund: 🔴.</w:t>
+      </w:r>
+    </w:p>
+    <w:bookmarkEnd w:id="46"/>
+    <w:bookmarkStart w:id="47" w:name="erschließungskosten-beim-käufer"/>
+    <w:p>
+      <w:pPr>
+        <w:pStyle w:val="Heading2"/>
+      </w:pPr>
+      <w:r>
+        <w:t xml:space="preserve">22. § 7 — Erschließungskosten beim Käufer</w:t>
+      </w:r>
+    </w:p>
+    <w:p>
+      <w:pPr>
+        <w:pStyle w:val="FirstParagraph"/>
+      </w:pPr>
+      <w:r>
+        <w:t xml:space="preserve">§ 7.1 lastet sämtliche Erschließungskosten dem Käufer an. Die Schätzung von 28 000,00 EUR bis 42 000,00 EUR ist so weit gefasst, dass sie das Transparenzgebot verletzt.</w:t>
+      </w:r>
+    </w:p>
+    <w:p>
+      <w:pPr>
+        <w:pStyle w:val="BodyText"/>
+      </w:pPr>
+      <w:r>
+        <w:t xml:space="preserve">Hinzu kommt § 13.5: Die Kosten der Erstverwaltung, technischen Betriebsführung, Einweisung und der Wartungs- und Dienstleistungsverträge werden auf die Erwerber verlagert, ohne dass einzelne Erwerber vor Übergabe die Wirtschaftlichkeit prüfen können. Das ist insbesondere in Verbindung mit § 5.13 problematisch, weil die WEG für bis zu sieben Jahre an Betriebs- und Wartungsverträge gebunden werden kann.</w:t>
+      </w:r>
+    </w:p>
+    <w:p>
+      <w:pPr>
+        <w:pStyle w:val="BodyText"/>
+      </w:pPr>
+      <w:r>
+        <w:t xml:space="preserve">Befund: 🔴.</w:t>
+      </w:r>
+    </w:p>
+    <w:bookmarkEnd w:id="47"/>
+    <w:bookmarkStart w:id="48" w:name="X3d96469a054deae8f47434d4e9ad8e8b720fd48"/>
+    <w:p>
+      <w:pPr>
+        <w:pStyle w:val="Heading2"/>
+      </w:pPr>
+      <w:r>
+        <w:t xml:space="preserve">23. § 8 — Baustellenzutritt und private Bauüberwachung nur scheinbar erlaubt</w:t>
+      </w:r>
+    </w:p>
+    <w:p>
+      <w:pPr>
+        <w:pStyle w:val="FirstParagraph"/>
+      </w:pPr>
+      <w:r>
+        <w:t xml:space="preserve">§ 8 klingt professioneller als ein schlichtes Zutrittsverbot: Verkehrssicherheit, Arbeitsschutz, zwei begleitete Termine und Sachverständigenmitnahme. In der Wirkung bleibt die Kontrolle aber weitgehend beim Verkäufer. Weitergehende Termine können aus breiten Gründen abgelehnt werden; der private Sachverständige darf praktisch nur beobachten; seine Feststellungen hemmen die Fälligkeit angeforderter Raten nicht; eine Vertragsstrafe flankiert das Ganze.</w:t>
+      </w:r>
+    </w:p>
+    <w:p>
+      <w:pPr>
+        <w:pStyle w:val="BodyText"/>
+      </w:pPr>
+      <w:r>
+        <w:t xml:space="preserve">Das ist angreifbar, weil der Erwerber vor MaBV-Zahlungen, vor Abnahme und bei Mängeln eine realistische Möglichkeit zur sachverständigen Prüfung braucht. Freier Baustellenzutritt ist nicht geschuldet, aber eine sicherheitskonforme, angemeldete Kontrolle darf nicht formularmäßig leerlaufen.</w:t>
+      </w:r>
+    </w:p>
+    <w:p>
+      <w:pPr>
+        <w:pStyle w:val="BodyText"/>
+      </w:pPr>
+      <w:r>
+        <w:t xml:space="preserve">Befund: 🔴.</w:t>
+      </w:r>
+    </w:p>
+    <w:bookmarkEnd w:id="48"/>
+    <w:bookmarkStart w:id="49" w:name="mängelrechte-beschnitten"/>
+    <w:p>
+      <w:pPr>
+        <w:pStyle w:val="Heading2"/>
+      </w:pPr>
+      <w:r>
+        <w:t xml:space="preserve">24. § 9.4 — Mängelrechte beschnitten</w:t>
+      </w:r>
+    </w:p>
+    <w:p>
+      <w:pPr>
+        <w:pStyle w:val="FirstParagraph"/>
+      </w:pPr>
+      <w:r>
+        <w:t xml:space="preserve">Mehrere Klauseln aus § 9.4 sind beanstandungsfähig:</w:t>
+      </w:r>
+    </w:p>
+    <w:p>
+      <w:pPr>
         <w:numPr>
           <w:ilvl w:val="0"/>
           <w:numId w:val="1002"/>
         </w:numPr>
-      </w:pPr>
-      <w:r>
-        <w:t xml:space="preserve">🔴 rot, klar unwirksam oder schwerwiegend: 25</w:t>
-      </w:r>
-    </w:p>
-    <w:p>
-      <w:pPr>
         <w:pStyle w:val="Compact"/>
+      </w:pPr>
+      <w:r>
+        <w:t xml:space="preserve">„dreimaliges Fehlschlagen” der Nacherfüllung als Voraussetzung für Minderung/Rücktritt — § 636 BGB sieht regelmäßig ein zweimaliges Fehlschlagen als ausreichend an. Die Drittfehlschlag-Klausel ist unwirksam.</w:t>
+      </w:r>
+    </w:p>
+    <w:p>
+      <w:pPr>
         <w:numPr>
           <w:ilvl w:val="0"/>
           <w:numId w:val="1002"/>
         </w:numPr>
-      </w:pPr>
-      <w:r>
-        <w:t xml:space="preserve">🟠 orange, Verhandlungspunkt: 5</w:t>
-      </w:r>
-    </w:p>
-    <w:p>
-      <w:pPr>
         <w:pStyle w:val="Compact"/>
+      </w:pPr>
+      <w:r>
+        <w:t xml:space="preserve">Selbstvornahmeausschluss § 637 BGB — angreifbar, Rechtsprechung live prüfen.</w:t>
+      </w:r>
+    </w:p>
+    <w:p>
+      <w:pPr>
         <w:numPr>
           <w:ilvl w:val="0"/>
           <w:numId w:val="1002"/>
         </w:numPr>
-      </w:pPr>
-      <w:r>
-        <w:t xml:space="preserve">🟢 grün, unbedenklich: keine im Bereich der geprüften Vorschriften</w:t>
-      </w:r>
-    </w:p>
-    <w:p>
-      <w:pPr>
-        <w:pStyle w:val="FirstParagraph"/>
-      </w:pPr>
-      <w:r>
-        <w:t xml:space="preserve">Strukturelle Wertung: Der Vertrag ist in der vorgelegten Fassung nicht verbraucherrechtskonform. Regelfolge einzelner AGB-Verstöße ist § 306 BGB: Die Klausel fällt weg, der Vertrag bleibt im Übrigen bestehen. Eine Gesamtunwirksamkeit ist nicht das Standardargument, sondern nur bei gesondertem Form-, Sittenwidrigkeits- oder Gesamtgefügeproblem zu prüfen.</w:t>
-      </w:r>
-    </w:p>
-    <w:bookmarkEnd w:id="43"/>
-    <w:bookmarkStart w:id="44" w:name="empfehlung-an-den-mandanten"/>
+        <w:pStyle w:val="Compact"/>
+      </w:pPr>
+      <w:r>
+        <w:t xml:space="preserve">14-Tage-Mängelrügefrist als Ausschlussfrist — solche Ausschlussfristen sind in AGB im Bauträgerrecht unwirksam.</w:t>
+      </w:r>
+    </w:p>
+    <w:p>
+      <w:pPr>
+        <w:numPr>
+          <w:ilvl w:val="0"/>
+          <w:numId w:val="1002"/>
+        </w:numPr>
+        <w:pStyle w:val="Compact"/>
+      </w:pPr>
+      <w:r>
+        <w:t xml:space="preserve">Verkürzung der Verjährung auf zwei Jahre — verstößt gegen § 634a Abs. 1 Nr. 2 BGB (5 Jahre bei Bauwerken). Die AGB-Verkürzung ist unwirksam.</w:t>
+      </w:r>
+    </w:p>
+    <w:p>
+      <w:pPr>
+        <w:numPr>
+          <w:ilvl w:val="0"/>
+          <w:numId w:val="1002"/>
+        </w:numPr>
+        <w:pStyle w:val="Compact"/>
+      </w:pPr>
+      <w:r>
+        <w:t xml:space="preserve">Verjährungsbeginn ab „schriftlicher Abnahmebestätigung durch den Verkäufer” — verschiebt den Verjährungsbeginn zu Lasten des Erwerbers. Unwirksam.</w:t>
+      </w:r>
+    </w:p>
+    <w:p>
+      <w:pPr>
+        <w:numPr>
+          <w:ilvl w:val="0"/>
+          <w:numId w:val="1002"/>
+        </w:numPr>
+        <w:pStyle w:val="Compact"/>
+      </w:pPr>
+      <w:r>
+        <w:t xml:space="preserve">Mängelbeseitigung nur durch vom Verkäufer benannte Handwerker — schließt den Wettbewerb aus.</w:t>
+      </w:r>
+    </w:p>
+    <w:p>
+      <w:pPr>
+        <w:pStyle w:val="FirstParagraph"/>
+      </w:pPr>
+      <w:r>
+        <w:t xml:space="preserve">Befund: 🔴 (kumuliert).</w:t>
+      </w:r>
+    </w:p>
+    <w:bookmarkEnd w:id="49"/>
+    <w:bookmarkStart w:id="50" w:name="bürgschaftsrückgabe-bei-abnahmeprotokoll"/>
+    <w:p>
+      <w:pPr>
+        <w:pStyle w:val="Heading2"/>
+      </w:pPr>
+      <w:r>
+        <w:t xml:space="preserve">25. § 9.6 — Bürgschaftsrückgabe bei Abnahmeprotokoll</w:t>
+      </w:r>
+    </w:p>
+    <w:p>
+      <w:pPr>
+        <w:pStyle w:val="FirstParagraph"/>
+      </w:pPr>
+      <w:r>
+        <w:t xml:space="preserve">§ 9.6 verpflichtet den Käufer, die Bürgschaft mit Unterzeichnung des Abnahmeprotokolls zurückzugeben — unabhängig davon, ob Restmängel beseitigt sind. Damit wird der Sicherungszweck der Bürgschaft ausgehöhlt.</w:t>
+      </w:r>
+    </w:p>
+    <w:p>
+      <w:pPr>
+        <w:pStyle w:val="BodyText"/>
+      </w:pPr>
+      <w:r>
+        <w:t xml:space="preserve">Befund: 🔴.</w:t>
+      </w:r>
+    </w:p>
+    <w:bookmarkEnd w:id="50"/>
+    <w:bookmarkStart w:id="51" w:name="vormerkungslöschung"/>
+    <w:p>
+      <w:pPr>
+        <w:pStyle w:val="Heading2"/>
+      </w:pPr>
+      <w:r>
+        <w:t xml:space="preserve">26. § 10.2 — Vormerkungslöschung</w:t>
+      </w:r>
+    </w:p>
+    <w:p>
+      <w:pPr>
+        <w:pStyle w:val="FirstParagraph"/>
+      </w:pPr>
+      <w:r>
+        <w:t xml:space="preserve">Bereits unter Pflichtpunkt 5 behandelt. Befund: 🔴.</w:t>
+      </w:r>
+    </w:p>
+    <w:bookmarkEnd w:id="51"/>
+    <w:bookmarkStart w:id="52" w:name="Xf3ad129af979c2bc354b719bdd12d99a93196cf"/>
+    <w:p>
+      <w:pPr>
+        <w:pStyle w:val="Heading2"/>
+      </w:pPr>
+      <w:r>
+        <w:t xml:space="preserve">27. § 12 — Teilungserklärungs-Änderungsvollmacht ohne Schutz der eigenen Einheit</w:t>
+      </w:r>
+    </w:p>
+    <w:p>
+      <w:pPr>
+        <w:pStyle w:val="FirstParagraph"/>
+      </w:pPr>
+      <w:r>
+        <w:t xml:space="preserve">§ 12.1 erlaubt dem Verkäufer, die Teilungserklärung jederzeit ohne weitere Mitwirkung des Käufers zu ändern, einschließlich der Sondereigentumseinheit des Käufers selbst. § 12.2 schließt § 181 BGB aus und sieht einen Widerrufsverzicht vor.</w:t>
+      </w:r>
+    </w:p>
+    <w:p>
+      <w:pPr>
+        <w:pStyle w:val="BodyText"/>
+      </w:pPr>
+      <w:r>
+        <w:t xml:space="preserve">Befund: 🔴.</w:t>
+      </w:r>
+    </w:p>
+    <w:bookmarkEnd w:id="52"/>
+    <w:bookmarkStart w:id="53" w:name="notarbelehrung-ohne-agb-prüfung"/>
+    <w:p>
+      <w:pPr>
+        <w:pStyle w:val="Heading2"/>
+      </w:pPr>
+      <w:r>
+        <w:t xml:space="preserve">28. § 14 — Notarbelehrung ohne AGB-Prüfung</w:t>
+      </w:r>
+    </w:p>
+    <w:p>
+      <w:pPr>
+        <w:pStyle w:val="FirstParagraph"/>
+      </w:pPr>
+      <w:r>
+        <w:t xml:space="preserve">§ 14 stellt ausdrücklich klar, dass eine inhaltliche Kontrolle der Vertragsklauseln durch den Notar nicht erfolgt ist und auch nicht geschuldet sei. Zusätzlich wird die technische Prüfung von Baugrund, Bauüberwachung, Fachplanung und Wirtschaftlichkeit von Wartungsverträgen ausgenommen. Dies steht im Spannungsverhältnis zur Belehrungspflicht des Notars nach § 17 BeurkG, soweit die Urkunde selbst erkennbar riskante Mechanismen enthält.</w:t>
+      </w:r>
+    </w:p>
+    <w:p>
+      <w:pPr>
+        <w:pStyle w:val="BodyText"/>
+      </w:pPr>
+      <w:r>
+        <w:t xml:space="preserve">Befund: 🟠.</w:t>
+      </w:r>
+    </w:p>
+    <w:p>
+      <w:r>
+        <w:br w:type="page"/>
+      </w:r>
+    </w:p>
+    <w:bookmarkEnd w:id="53"/>
+    <w:bookmarkEnd w:id="54"/>
+    <w:bookmarkStart w:id="55" w:name="ampel-bilanz"/>
     <w:p>
       <w:pPr>
         <w:pStyle w:val="Heading1"/>
       </w:pPr>
       <w:r>
-        <w:t xml:space="preserve">Empfehlung an den Mandanten</w:t>
+        <w:t xml:space="preserve">Ampel-Bilanz</w:t>
+      </w:r>
+    </w:p>
+    <w:p>
+      <w:pPr>
+        <w:pStyle w:val="FirstParagraph"/>
+      </w:pPr>
+      <w:r>
+        <w:t xml:space="preserve">Pflicht-Prüfblock: 🔴 6 von 6.</w:t>
+      </w:r>
+    </w:p>
+    <w:p>
+      <w:pPr>
+        <w:pStyle w:val="BodyText"/>
+      </w:pPr>
+      <w:r>
+        <w:t xml:space="preserve">Beanstandete Klauseln in Zahlen (Vertrag und lose übergebene Baubeschreibung Version 7.2 zusammen):</w:t>
       </w:r>
     </w:p>
     <w:p>
@@ -1251,9 +1504,10 @@
           <w:ilvl w:val="0"/>
           <w:numId w:val="1003"/>
         </w:numPr>
-      </w:pPr>
-      <w:r>
-        <w:t xml:space="preserve">Ratenzahlung aussetzen. Die erste Rate von 30 Prozent ist nur nach echtem Erdarbeitsbeginn und vollständigem Nachweis der Voraussetzungen des § 3 Abs. 1 MaBV fällig. Interne Bauleiter-/Projektcontrollerbestätigung genügt als alleinige Prüfgrundlage nicht.</w:t>
+        <w:pStyle w:val="Compact"/>
+      </w:pPr>
+      <w:r>
+        <w:t xml:space="preserve">🔴 rot, klar unwirksam oder schwerwiegend: 27</w:t>
       </w:r>
     </w:p>
     <w:p>
@@ -1262,9 +1516,10 @@
           <w:ilvl w:val="0"/>
           <w:numId w:val="1003"/>
         </w:numPr>
-      </w:pPr>
-      <w:r>
-        <w:t xml:space="preserve">Anwaltliches Korrekturschreiben mit den vorstehenden rechtlichen und technischen Punkten an die Bauträgerin. Frist zur Stellungnahme: vier Wochen.</w:t>
+        <w:pStyle w:val="Compact"/>
+      </w:pPr>
+      <w:r>
+        <w:t xml:space="preserve">🟠 orange, Verhandlungspunkt: 6</w:t>
       </w:r>
     </w:p>
     <w:p>
@@ -1273,57 +1528,117 @@
           <w:ilvl w:val="0"/>
           <w:numId w:val="1003"/>
         </w:numPr>
-      </w:pPr>
-      <w:r>
-        <w:t xml:space="preserve">Notarbeteiligung. Übermittlung des Korrekturschreibens auch an den beurkundenden Notar mit Bitte um Stellungnahme zur Belehrungspraxis.</w:t>
+        <w:pStyle w:val="Compact"/>
+      </w:pPr>
+      <w:r>
+        <w:t xml:space="preserve">🟢 grün, unbedenklich: keine im Bereich der geprüften Vorschriften</w:t>
+      </w:r>
+    </w:p>
+    <w:p>
+      <w:pPr>
+        <w:pStyle w:val="FirstParagraph"/>
+      </w:pPr>
+      <w:r>
+        <w:t xml:space="preserve">Der separat geprüfte Baubeschreibungs-Auszug (Nr. 17d) verschärft das Bild zusätzlich: Das Bausoll ist nicht nur lückenhaft, sondern durch durchgehende „nach Wahl des Verkäufers”-Formulierungen, einen leeren Schallschutzwert, einen fehlenden Energiestandard und eine verkäuferfreundliche Widerspruchsregel systematisch zugunsten des Verkäufers offengehalten.</w:t>
+      </w:r>
+    </w:p>
+    <w:p>
+      <w:pPr>
+        <w:pStyle w:val="BodyText"/>
+      </w:pPr>
+      <w:r>
+        <w:t xml:space="preserve">Strukturelle Wertung: Der Vertrag ist in der vorgelegten Fassung nicht verbraucherrechtskonform. Regelfolge einzelner AGB-Verstöße ist § 306 BGB: Die Klausel fällt weg, der Vertrag bleibt im Übrigen bestehen. Eine Gesamtunwirksamkeit ist nicht das Standardargument, sondern nur bei gesondertem Form-, Sittenwidrigkeits- oder Gesamtgefügeproblem zu prüfen.</w:t>
+      </w:r>
+    </w:p>
+    <w:bookmarkEnd w:id="55"/>
+    <w:bookmarkStart w:id="56" w:name="empfehlung-an-den-mandanten"/>
+    <w:p>
+      <w:pPr>
+        <w:pStyle w:val="Heading1"/>
+      </w:pPr>
+      <w:r>
+        <w:t xml:space="preserve">Empfehlung an den Mandanten</w:t>
       </w:r>
     </w:p>
     <w:p>
       <w:pPr>
         <w:numPr>
           <w:ilvl w:val="0"/>
-          <w:numId w:val="1003"/>
+          <w:numId w:val="1004"/>
         </w:numPr>
       </w:pPr>
       <w:r>
-        <w:t xml:space="preserve">Bautenstandskontrolle und technische Unterlagen. Eigene Inaugenscheinnahme oder durch Dipl.-Ing. Bockhusen, bevor irgendeine Rate gezahlt wird; zusätzlich Baugrund, Baugrube/Wasserhaltung, Statik/Brandschutz/Schallschutz, Energie-/Lüftungsnachweise und Wartungsverträge anfordern.</w:t>
+        <w:t xml:space="preserve">Ratenzahlung aussetzen. Die erste Rate von 30 Prozent ist nur nach echtem Erdarbeitsbeginn und vollständigem Nachweis der Voraussetzungen des § 3 Abs. 1 MaBV fällig. Interne Bauleiter-/Projektcontrollerbestätigung genügt als alleinige Prüfgrundlage nicht.</w:t>
       </w:r>
     </w:p>
     <w:p>
       <w:pPr>
         <w:numPr>
           <w:ilvl w:val="0"/>
-          <w:numId w:val="1003"/>
+          <w:numId w:val="1004"/>
         </w:numPr>
       </w:pPr>
       <w:r>
-        <w:t xml:space="preserve">Sicherheit nach § 650m BGB einfordern. Schriftliche Aufforderung an die Bauträgerin zur Stellung einer 5-Prozent-Sicherheit; alternativ Einbehalt von 5 Prozent der ersten Rate.</w:t>
+        <w:t xml:space="preserve">Anwaltliches Korrekturschreiben mit den vorstehenden rechtlichen und technischen Punkten an die Bauträgerin. Frist zur Stellungnahme: vier Wochen.</w:t>
       </w:r>
     </w:p>
     <w:p>
       <w:pPr>
         <w:numPr>
           <w:ilvl w:val="0"/>
-          <w:numId w:val="1003"/>
+          <w:numId w:val="1004"/>
         </w:numPr>
       </w:pPr>
       <w:r>
-        <w:t xml:space="preserve">Reservierungsgebühr. Verrechnung mit der ersten Rate fordern.</w:t>
+        <w:t xml:space="preserve">Notarbeteiligung. Übermittlung des Korrekturschreibens auch an den beurkundenden Notar mit Bitte um Stellungnahme zur Belehrungspraxis.</w:t>
       </w:r>
     </w:p>
     <w:p>
       <w:pPr>
         <w:numPr>
           <w:ilvl w:val="0"/>
-          <w:numId w:val="1003"/>
+          <w:numId w:val="1004"/>
         </w:numPr>
       </w:pPr>
       <w:r>
+        <w:t xml:space="preserve">Bautenstandskontrolle und technische Unterlagen. Eigene Inaugenscheinnahme oder durch Dipl.-Ing. Bockhusen, bevor irgendeine Rate gezahlt wird; zusätzlich Baugrund, Baugrube/Wasserhaltung, Statik/Brandschutz/Schallschutz, Energie-/Lüftungsnachweise und Wartungsverträge anfordern.</w:t>
+      </w:r>
+    </w:p>
+    <w:p>
+      <w:pPr>
+        <w:numPr>
+          <w:ilvl w:val="0"/>
+          <w:numId w:val="1004"/>
+        </w:numPr>
+      </w:pPr>
+      <w:r>
+        <w:t xml:space="preserve">Sicherheit nach § 650m BGB einfordern. Schriftliche Aufforderung an die Bauträgerin zur Stellung einer 5-Prozent-Sicherheit; alternativ Einbehalt von 5 Prozent der ersten Rate.</w:t>
+      </w:r>
+    </w:p>
+    <w:p>
+      <w:pPr>
+        <w:numPr>
+          <w:ilvl w:val="0"/>
+          <w:numId w:val="1004"/>
+        </w:numPr>
+      </w:pPr>
+      <w:r>
+        <w:t xml:space="preserve">Reservierungsgebühr. Verrechnung mit der ersten Rate fordern.</w:t>
+      </w:r>
+    </w:p>
+    <w:p>
+      <w:pPr>
+        <w:numPr>
+          <w:ilvl w:val="0"/>
+          <w:numId w:val="1004"/>
+        </w:numPr>
+      </w:pPr>
+      <w:r>
         <w:t xml:space="preserve">Eskalation. Wenn die Bauträgerin auf das Korrekturschreiben nicht oder nicht hinreichend reagiert: Feststellungs- und Leistungsklage; bei systematischem Belehrungsversagen kollektive Beschwerde bei der Notaraufsicht.</w:t>
       </w:r>
     </w:p>
-    <w:bookmarkEnd w:id="44"/>
-    <w:bookmarkStart w:id="45" w:name="schlusshinweise-zur-rechtsprechung"/>
+    <w:bookmarkEnd w:id="56"/>
+    <w:bookmarkStart w:id="57" w:name="schlusshinweise-zur-rechtsprechung"/>
     <w:p>
       <w:pPr>
         <w:pStyle w:val="Heading1"/>
@@ -1396,12 +1711,8 @@
         <w:t xml:space="preserve">Rechtsanwalt</w:t>
       </w:r>
     </w:p>
-    <w:bookmarkEnd w:id="45"/>
-    <w:sectPr>
-      <w:footnotePr>
-        <w:numRestart w:val="eachSect"/>
-      </w:footnotePr>
-    </w:sectPr>
+    <w:bookmarkEnd w:id="57"/>
+    <w:sectPr/>
   </w:body>
 </w:document>
 </file>
@@ -1432,14 +1743,14 @@
 <file path=word/numbering.xml><?xml version="1.0" encoding="utf-8"?>
 <w:numbering xmlns:w="http://schemas.openxmlformats.org/wordprocessingml/2006/main">
   <w:abstractNum w:abstractNumId="990">
-    <w:nsid w:val="0000A990"/>
+    <w:nsid w:val="A990"/>
     <w:multiLevelType w:val="multilevel"/>
     <w:lvl w:ilvl="0">
       <w:numFmt w:val="bullet"/>
       <w:lvlText w:val=" "/>
       <w:lvlJc w:val="left"/>
       <w:pPr>
-        <w:ind w:left="720" w:hanging="360"/>
+        <w:ind w:left="720" w:hanging="480"/>
       </w:pPr>
     </w:lvl>
     <w:lvl w:ilvl="1">
@@ -1447,7 +1758,7 @@
       <w:lvlText w:val=" "/>
       <w:lvlJc w:val="left"/>
       <w:pPr>
-        <w:ind w:left="1440" w:hanging="360"/>
+        <w:ind w:left="1440" w:hanging="480"/>
       </w:pPr>
     </w:lvl>
     <w:lvl w:ilvl="2">
@@ -1455,7 +1766,7 @@
       <w:lvlText w:val=" "/>
       <w:lvlJc w:val="left"/>
       <w:pPr>
-        <w:ind w:left="2160" w:hanging="360"/>
+        <w:ind w:left="2160" w:hanging="480"/>
       </w:pPr>
     </w:lvl>
     <w:lvl w:ilvl="3">
@@ -1463,7 +1774,7 @@
       <w:lvlText w:val=" "/>
       <w:lvlJc w:val="left"/>
       <w:pPr>
-        <w:ind w:left="2880" w:hanging="360"/>
+        <w:ind w:left="2880" w:hanging="480"/>
       </w:pPr>
     </w:lvl>
     <w:lvl w:ilvl="4">
@@ -1471,7 +1782,7 @@
       <w:lvlText w:val=" "/>
       <w:lvlJc w:val="left"/>
       <w:pPr>
-        <w:ind w:left="3600" w:hanging="360"/>
+        <w:ind w:left="3600" w:hanging="480"/>
       </w:pPr>
     </w:lvl>
     <w:lvl w:ilvl="5">
@@ -1479,7 +1790,7 @@
       <w:lvlText w:val=" "/>
       <w:lvlJc w:val="left"/>
       <w:pPr>
-        <w:ind w:left="4320" w:hanging="360"/>
+        <w:ind w:left="4320" w:hanging="480"/>
       </w:pPr>
     </w:lvl>
     <w:lvl w:ilvl="6">
@@ -1487,7 +1798,7 @@
       <w:lvlText w:val=" "/>
       <w:lvlJc w:val="left"/>
       <w:pPr>
-        <w:ind w:left="5040" w:hanging="360"/>
+        <w:ind w:left="5040" w:hanging="480"/>
       </w:pPr>
     </w:lvl>
     <w:lvl w:ilvl="7">
@@ -1495,7 +1806,7 @@
       <w:lvlText w:val=" "/>
       <w:lvlJc w:val="left"/>
       <w:pPr>
-        <w:ind w:left="5760" w:hanging="360"/>
+        <w:ind w:left="5760" w:hanging="480"/>
       </w:pPr>
     </w:lvl>
     <w:lvl w:ilvl="8">
@@ -1503,115 +1814,88 @@
       <w:lvlText w:val=" "/>
       <w:lvlJc w:val="left"/>
       <w:pPr>
-        <w:ind w:left="6480" w:hanging="360"/>
+        <w:ind w:left="6480" w:hanging="480"/>
       </w:pPr>
     </w:lvl>
   </w:abstractNum>
   <w:abstractNum w:abstractNumId="991">
-    <w:nsid w:val="0000A991"/>
+    <w:nsid w:val="A991"/>
     <w:multiLevelType w:val="multilevel"/>
     <w:lvl w:ilvl="0">
       <w:numFmt w:val="bullet"/>
-      <w:lvlText w:val=""/>
+      <w:lvlText w:val="•"/>
       <w:lvlJc w:val="left"/>
       <w:pPr>
-        <w:ind w:left="720" w:hanging="360"/>
-      </w:pPr>
-      <w:rPr>
-        <w:rFonts w:ascii="Symbol" w:hAnsi="Symbol" w:cs="Symbol" w:hint="default"/>
-      </w:rPr>
+        <w:ind w:left="720" w:hanging="480"/>
+      </w:pPr>
     </w:lvl>
     <w:lvl w:ilvl="1">
       <w:numFmt w:val="bullet"/>
-      <w:lvlText w:val="o"/>
+      <w:lvlText w:val="–"/>
       <w:lvlJc w:val="left"/>
       <w:pPr>
-        <w:ind w:left="1440" w:hanging="360"/>
-      </w:pPr>
-      <w:rPr>
-        <w:rFonts w:ascii="Courier New" w:hAnsi="Courier New" w:cs="Courier New" w:hint="default"/>
-      </w:rPr>
+        <w:ind w:left="1440" w:hanging="480"/>
+      </w:pPr>
     </w:lvl>
     <w:lvl w:ilvl="2">
       <w:numFmt w:val="bullet"/>
-      <w:lvlText w:val=""/>
+      <w:lvlText w:val="•"/>
       <w:lvlJc w:val="left"/>
       <w:pPr>
-        <w:ind w:left="2160" w:hanging="360"/>
-      </w:pPr>
-      <w:rPr>
-        <w:rFonts w:ascii="Wingdings" w:hAnsi="Wingdings" w:cs="Wingdings" w:hint="default"/>
-      </w:rPr>
+        <w:ind w:left="2160" w:hanging="480"/>
+      </w:pPr>
     </w:lvl>
     <w:lvl w:ilvl="3">
       <w:numFmt w:val="bullet"/>
-      <w:lvlText w:val=""/>
+      <w:lvlText w:val="–"/>
       <w:lvlJc w:val="left"/>
       <w:pPr>
-        <w:ind w:left="2880" w:hanging="360"/>
-      </w:pPr>
-      <w:rPr>
-        <w:rFonts w:ascii="Symbol" w:hAnsi="Symbol" w:cs="Symbol" w:hint="default"/>
-      </w:rPr>
+        <w:ind w:left="2880" w:hanging="480"/>
+      </w:pPr>
     </w:lvl>
     <w:lvl w:ilvl="4">
       <w:numFmt w:val="bullet"/>
-      <w:lvlText w:val="o"/>
+      <w:lvlText w:val="•"/>
       <w:lvlJc w:val="left"/>
       <w:pPr>
-        <w:ind w:left="3600" w:hanging="360"/>
-      </w:pPr>
-      <w:rPr>
-        <w:rFonts w:ascii="Courier New" w:hAnsi="Courier New" w:cs="Courier New" w:hint="default"/>
-      </w:rPr>
+        <w:ind w:left="3600" w:hanging="480"/>
+      </w:pPr>
     </w:lvl>
     <w:lvl w:ilvl="5">
       <w:numFmt w:val="bullet"/>
-      <w:lvlText w:val=""/>
+      <w:lvlText w:val="–"/>
       <w:lvlJc w:val="left"/>
       <w:pPr>
-        <w:ind w:left="4320" w:hanging="360"/>
-      </w:pPr>
-      <w:rPr>
-        <w:rFonts w:ascii="Wingdings" w:hAnsi="Wingdings" w:cs="Wingdings" w:hint="default"/>
-      </w:rPr>
+        <w:ind w:left="4320" w:hanging="480"/>
+      </w:pPr>
     </w:lvl>
     <w:lvl w:ilvl="6">
       <w:numFmt w:val="bullet"/>
-      <w:lvlText w:val=""/>
+      <w:lvlText w:val="•"/>
       <w:lvlJc w:val="left"/>
       <w:pPr>
-        <w:ind w:left="5040" w:hanging="360"/>
-      </w:pPr>
-      <w:rPr>
-        <w:rFonts w:ascii="Symbol" w:hAnsi="Symbol" w:cs="Symbol" w:hint="default"/>
-      </w:rPr>
+        <w:ind w:left="5040" w:hanging="480"/>
+      </w:pPr>
     </w:lvl>
     <w:lvl w:ilvl="7">
       <w:numFmt w:val="bullet"/>
-      <w:lvlText w:val="o"/>
+      <w:lvlText w:val="–"/>
       <w:lvlJc w:val="left"/>
       <w:pPr>
-        <w:ind w:left="5760" w:hanging="360"/>
-      </w:pPr>
-      <w:rPr>
-        <w:rFonts w:ascii="Courier New" w:hAnsi="Courier New" w:cs="Courier New" w:hint="default"/>
-      </w:rPr>
+        <w:ind w:left="5760" w:hanging="480"/>
+      </w:pPr>
     </w:lvl>
     <w:lvl w:ilvl="8">
       <w:numFmt w:val="bullet"/>
-      <w:lvlText w:val=""/>
+      <w:lvlText w:val="•"/>
       <w:lvlJc w:val="left"/>
       <w:pPr>
-        <w:ind w:left="6480" w:hanging="360"/>
-      </w:pPr>
-      <w:rPr>
-        <w:rFonts w:ascii="Wingdings" w:hAnsi="Wingdings" w:cs="Wingdings" w:hint="default"/>
-      </w:rPr>
+        <w:ind w:left="6480" w:hanging="480"/>
+      </w:pPr>
     </w:lvl>
   </w:abstractNum>
   <w:abstractNum w:abstractNumId="99411">
-    <w:nsid w:val="00A99411"/>
+    <w:nsid w:val="A99411"/>
     <w:multiLevelType w:val="multilevel"/>
     <w:lvl w:ilvl="0">
       <w:start w:val="1"/>
@@ -1619,7 +1903,7 @@
       <w:lvlText w:val="%1."/>
       <w:lvlJc w:val="left"/>
       <w:pPr>
-        <w:ind w:left="720" w:hanging="360"/>
+        <w:ind w:left="720" w:hanging="480"/>
       </w:pPr>
     </w:lvl>
     <w:lvl w:ilvl="1">
@@ -1628,7 +1912,7 @@
       <w:lvlText w:val="%2."/>
       <w:lvlJc w:val="left"/>
       <w:pPr>
-        <w:ind w:left="1440" w:hanging="360"/>
+        <w:ind w:left="1440" w:hanging="480"/>
       </w:pPr>
     </w:lvl>
     <w:lvl w:ilvl="2">
@@ -1637,7 +1921,7 @@
       <w:lvlText w:val="%3."/>
       <w:lvlJc w:val="left"/>
       <w:pPr>
-        <w:ind w:left="2160" w:hanging="360"/>
+        <w:ind w:left="2160" w:hanging="480"/>
       </w:pPr>
     </w:lvl>
     <w:lvl w:ilvl="3">
@@ -1646,7 +1930,7 @@
       <w:lvlText w:val="%4."/>
       <w:lvlJc w:val="left"/>
       <w:pPr>
-        <w:ind w:left="2880" w:hanging="360"/>
+        <w:ind w:left="2880" w:hanging="480"/>
       </w:pPr>
     </w:lvl>
     <w:lvl w:ilvl="4">
@@ -1655,7 +1939,7 @@
       <w:lvlText w:val="%5."/>
       <w:lvlJc w:val="left"/>
       <w:pPr>
-        <w:ind w:left="3600" w:hanging="360"/>
+        <w:ind w:left="3600" w:hanging="480"/>
       </w:pPr>
     </w:lvl>
     <w:lvl w:ilvl="5">
@@ -1664,7 +1948,7 @@
       <w:lvlText w:val="%6."/>
       <w:lvlJc w:val="left"/>
       <w:pPr>
-        <w:ind w:left="4320" w:hanging="360"/>
+        <w:ind w:left="4320" w:hanging="480"/>
       </w:pPr>
     </w:lvl>
     <w:lvl w:ilvl="6">
@@ -1673,7 +1957,7 @@
       <w:lvlText w:val="%7."/>
       <w:lvlJc w:val="left"/>
       <w:pPr>
-        <w:ind w:left="5040" w:hanging="360"/>
+        <w:ind w:left="5040" w:hanging="480"/>
       </w:pPr>
     </w:lvl>
     <w:lvl w:ilvl="7">
@@ -1682,7 +1966,7 @@
       <w:lvlText w:val="%8."/>
       <w:lvlJc w:val="left"/>
       <w:pPr>
-        <w:ind w:left="5760" w:hanging="360"/>
+        <w:ind w:left="5760" w:hanging="480"/>
       </w:pPr>
     </w:lvl>
     <w:lvl w:ilvl="8">
@@ -1691,7 +1975,7 @@
       <w:lvlText w:val="%9."/>
       <w:lvlJc w:val="left"/>
       <w:pPr>
-        <w:ind w:left="6480" w:hanging="360"/>
+        <w:ind w:left="6480" w:hanging="480"/>
       </w:pPr>
     </w:lvl>
   </w:abstractNum>
@@ -1705,6 +1989,9 @@
     <w:abstractNumId w:val="991"/>
   </w:num>
   <w:num w:numId="1003">
+    <w:abstractNumId w:val="991"/>
+  </w:num>
+  <w:num w:numId="1004">
     <w:abstractNumId w:val="99411"/>
     <w:lvlOverride w:ilvl="0">
       <w:startOverride w:val="1"/>
@@ -1742,10 +2029,10 @@
   <w:docDefaults>
     <w:rPrDefault>
       <w:rPr>
-        <w:rFonts w:asciiTheme="minorHAnsi" w:cstheme="minorBidi" w:eastAsiaTheme="minorEastAsia" w:hAnsiTheme="minorHAnsi"/>
+        <w:rFonts w:asciiTheme="minorHAnsi" w:cstheme="minorBidi" w:eastAsiaTheme="minorHAnsi" w:hAnsiTheme="minorHAnsi"/>
         <w:sz w:val="24"/>
         <w:szCs w:val="24"/>
-        <w:lang w:bidi="ar-SA" w:eastAsia="zh-CN" w:val="en-US"/>
+        <w:lang w:bidi="ar-SA" w:eastAsia="en-US" w:val="en-US"/>
       </w:rPr>
     </w:rPrDefault>
     <w:pPrDefault>
@@ -1763,10 +2050,10 @@
     <w:name w:val="Body Text"/>
     <w:basedOn w:val="Normal"/>
     <w:link w:val="BodyTextChar"/>
-    <w:qFormat/>
     <w:pPr>
       <w:spacing w:after="180" w:before="180"/>
     </w:pPr>
+    <w:qFormat/>
   </w:style>
   <w:style w:customStyle="1" w:styleId="FirstParagraph" w:type="paragraph">
     <w:name w:val="First Paragraph"/>
@@ -1786,94 +2073,57 @@
     <w:name w:val="Title"/>
     <w:basedOn w:val="Normal"/>
     <w:next w:val="BodyText"/>
-    <w:link w:val="TitleChar"/>
-    <w:uiPriority w:val="10"/>
     <w:qFormat/>
-    <w:rsid w:val="00A10FD9"/>
     <w:pPr>
-      <w:spacing w:after="80" w:line="240" w:lineRule="auto"/>
-      <w:contextualSpacing/>
+      <w:keepNext/>
+      <w:keepLines/>
+      <w:spacing w:after="240" w:before="480"/>
       <w:jc w:val="center"/>
     </w:pPr>
     <w:rPr>
       <w:rFonts w:asciiTheme="majorHAnsi" w:cstheme="majorBidi" w:eastAsiaTheme="majorEastAsia" w:hAnsiTheme="majorHAnsi"/>
-      <w:sz w:val="56"/>
-      <w:szCs w:val="56"/>
-    </w:rPr>
-  </w:style>
-  <w:style w:customStyle="1" w:styleId="TitleChar" w:type="character">
-    <w:name w:val="Title Char"/>
-    <w:basedOn w:val="DefaultParagraphFont"/>
-    <w:link w:val="Title"/>
-    <w:uiPriority w:val="10"/>
-    <w:rsid w:val="00A10FD9"/>
-    <w:rPr>
-      <w:rFonts w:asciiTheme="majorHAnsi" w:cstheme="majorBidi" w:eastAsiaTheme="majorEastAsia" w:hAnsiTheme="majorHAnsi"/>
-      <w:sz w:val="56"/>
-      <w:szCs w:val="56"/>
+      <w:b/>
+      <w:bCs/>
+      <w:color w:themeColor="accent1" w:themeShade="B5" w:val="345A8A"/>
+      <w:sz w:val="36"/>
+      <w:szCs w:val="36"/>
     </w:rPr>
   </w:style>
   <w:style w:styleId="Subtitle" w:type="paragraph">
     <w:name w:val="Subtitle"/>
-    <w:basedOn w:val="Title"/>
-    <w:next w:val="BodyText"/>
-    <w:link w:val="SubtitleChar"/>
-    <w:uiPriority w:val="11"/>
-    <w:qFormat/>
-    <w:rsid w:val="00A10FD9"/>
-    <w:pPr>
-      <w:numPr>
-        <w:ilvl w:val="1"/>
-      </w:numPr>
-    </w:pPr>
-    <w:rPr>
-      <w:rFonts w:cstheme="majorBidi" w:eastAsiaTheme="majorEastAsia"/>
-      <w:spacing w:val="15"/>
-      <w:sz w:val="28"/>
-      <w:szCs w:val="28"/>
-    </w:rPr>
-  </w:style>
-  <w:style w:customStyle="1" w:styleId="SubtitleChar" w:type="character">
-    <w:name w:val="Subtitle Char"/>
-    <w:basedOn w:val="DefaultParagraphFont"/>
-    <w:link w:val="Subtitle"/>
-    <w:uiPriority w:val="11"/>
-    <w:rsid w:val="00A10FD9"/>
-    <w:rPr>
-      <w:rFonts w:cstheme="majorBidi" w:eastAsiaTheme="majorEastAsia"/>
-      <w:color w:themeColor="text1" w:themeTint="A6" w:val="595959"/>
-      <w:spacing w:val="15"/>
-      <w:sz w:val="28"/>
-      <w:szCs w:val="28"/>
-    </w:rPr>
-  </w:style>
-  <w:style w:customStyle="1" w:styleId="Author" w:type="paragraph">
-    <w:name w:val="Author"/>
     <w:basedOn w:val="Title"/>
     <w:next w:val="BodyText"/>
     <w:qFormat/>
     <w:pPr>
       <w:keepNext/>
       <w:keepLines/>
+      <w:spacing w:after="240" w:before="240"/>
+      <w:jc w:val="center"/>
     </w:pPr>
     <w:rPr>
-      <w:sz w:val="24"/>
-      <w:szCs w:val="24"/>
-    </w:rPr>
-  </w:style>
-  <w:style w:styleId="Date" w:type="paragraph">
-    <w:name w:val="Date"/>
-    <w:basedOn w:val="Title"/>
+      <w:sz w:val="30"/>
+      <w:szCs w:val="30"/>
+    </w:rPr>
+  </w:style>
+  <w:style w:customStyle="1" w:styleId="Author" w:type="paragraph">
+    <w:name w:val="Author"/>
     <w:next w:val="BodyText"/>
     <w:qFormat/>
     <w:pPr>
       <w:keepNext/>
       <w:keepLines/>
+      <w:jc w:val="center"/>
     </w:pPr>
-    <w:rPr>
-      <w:sz w:val="24"/>
-      <w:szCs w:val="24"/>
-    </w:rPr>
+  </w:style>
+  <w:style w:styleId="Date" w:type="paragraph">
+    <w:name w:val="Date"/>
+    <w:next w:val="BodyText"/>
+    <w:qFormat/>
+    <w:pPr>
+      <w:keepNext/>
+      <w:keepLines/>
+      <w:jc w:val="center"/>
+    </w:pPr>
   </w:style>
   <w:style w:customStyle="1" w:styleId="AbstractTitle" w:type="paragraph">
     <w:name w:val="Abstract Title"/>
@@ -1883,13 +2133,15 @@
     <w:pPr>
       <w:keepNext/>
       <w:keepLines/>
+      <w:jc w:val="center"/>
       <w:spacing w:after="0" w:before="300"/>
-      <w:jc w:val="center"/>
     </w:pPr>
     <w:rPr>
-      <w:b/>
       <w:sz w:val="20"/>
       <w:szCs w:val="20"/>
+      <w:b/>
+      <w:color w:val="345A8A"/>
+      &gt;
     </w:rPr>
   </w:style>
   <w:style w:customStyle="1" w:styleId="Abstract" w:type="paragraph">
@@ -1916,321 +2168,191 @@
     <w:rPr/>
   </w:style>
   <w:style w:styleId="Heading1" w:type="paragraph">
-    <w:name w:val="heading 1"/>
+    <w:name w:val="Heading 1"/>
     <w:basedOn w:val="Normal"/>
     <w:next w:val="BodyText"/>
-    <w:link w:val="Heading1Char"/>
     <w:uiPriority w:val="9"/>
     <w:qFormat/>
-    <w:rsid w:val="00A10FD9"/>
     <w:pPr>
       <w:keepNext/>
       <w:keepLines/>
-      <w:spacing w:after="80" w:before="360"/>
+      <w:spacing w:after="0" w:before="480"/>
       <w:outlineLvl w:val="0"/>
     </w:pPr>
     <w:rPr>
       <w:rFonts w:asciiTheme="majorHAnsi" w:cstheme="majorBidi" w:eastAsiaTheme="majorEastAsia" w:hAnsiTheme="majorHAnsi"/>
-      <w:color w:themeColor="accent1" w:themeShade="BF" w:val="0F4761"/>
-      <w:sz w:val="40"/>
-      <w:szCs w:val="40"/>
+      <w:b/>
+      <w:bCs/>
+      <w:color w:themeColor="accent1" w:val="4F81BD"/>
+      <w:sz w:val="32"/>
+      <w:szCs w:val="32"/>
     </w:rPr>
   </w:style>
   <w:style w:styleId="Heading2" w:type="paragraph">
-    <w:name w:val="heading 2"/>
+    <w:name w:val="Heading 2"/>
     <w:basedOn w:val="Normal"/>
     <w:next w:val="BodyText"/>
-    <w:link w:val="Heading2Char"/>
     <w:uiPriority w:val="9"/>
-    <w:semiHidden/>
     <w:unhideWhenUsed/>
     <w:qFormat/>
-    <w:rsid w:val="00A10FD9"/>
     <w:pPr>
       <w:keepNext/>
       <w:keepLines/>
-      <w:spacing w:after="80" w:before="160"/>
+      <w:spacing w:after="0" w:before="200"/>
       <w:outlineLvl w:val="1"/>
     </w:pPr>
     <w:rPr>
       <w:rFonts w:asciiTheme="majorHAnsi" w:cstheme="majorBidi" w:eastAsiaTheme="majorEastAsia" w:hAnsiTheme="majorHAnsi"/>
-      <w:color w:themeColor="accent1" w:themeShade="BF" w:val="0F4761"/>
-      <w:sz w:val="32"/>
-      <w:szCs w:val="32"/>
+      <w:b/>
+      <w:bCs/>
+      <w:color w:themeColor="accent1" w:val="4F81BD"/>
+      <w:sz w:val="28"/>
+      <w:szCs w:val="28"/>
     </w:rPr>
   </w:style>
   <w:style w:styleId="Heading3" w:type="paragraph">
-    <w:name w:val="heading 3"/>
+    <w:name w:val="Heading 3"/>
     <w:basedOn w:val="Normal"/>
     <w:next w:val="BodyText"/>
-    <w:link w:val="Heading3Char"/>
     <w:uiPriority w:val="9"/>
-    <w:semiHidden/>
     <w:unhideWhenUsed/>
     <w:qFormat/>
-    <w:rsid w:val="00A10FD9"/>
     <w:pPr>
       <w:keepNext/>
       <w:keepLines/>
-      <w:spacing w:after="80" w:before="160"/>
+      <w:spacing w:after="0" w:before="200"/>
       <w:outlineLvl w:val="2"/>
     </w:pPr>
     <w:rPr>
-      <w:rFonts w:cstheme="majorBidi" w:eastAsiaTheme="majorEastAsia"/>
-      <w:color w:themeColor="accent1" w:themeShade="BF" w:val="0F4761"/>
-      <w:sz w:val="28"/>
-      <w:szCs w:val="28"/>
+      <w:rFonts w:asciiTheme="majorHAnsi" w:cstheme="majorBidi" w:eastAsiaTheme="majorEastAsia" w:hAnsiTheme="majorHAnsi"/>
+      <w:b/>
+      <w:bCs/>
+      <w:color w:themeColor="accent1" w:val="4F81BD"/>
+      <w:sz w:val="24"/>
+      <w:szCs w:val="24"/>
     </w:rPr>
   </w:style>
   <w:style w:styleId="Heading4" w:type="paragraph">
-    <w:name w:val="heading 4"/>
+    <w:name w:val="Heading 4"/>
     <w:basedOn w:val="Normal"/>
     <w:next w:val="BodyText"/>
-    <w:link w:val="Heading4Char"/>
     <w:uiPriority w:val="9"/>
-    <w:semiHidden/>
     <w:unhideWhenUsed/>
     <w:qFormat/>
-    <w:rsid w:val="00A10FD9"/>
     <w:pPr>
       <w:keepNext/>
       <w:keepLines/>
-      <w:spacing w:after="40" w:before="80"/>
+      <w:spacing w:after="0" w:before="200"/>
       <w:outlineLvl w:val="3"/>
     </w:pPr>
     <w:rPr>
-      <w:rFonts w:cstheme="majorBidi" w:eastAsiaTheme="majorEastAsia"/>
+      <w:rFonts w:asciiTheme="majorHAnsi" w:cstheme="majorBidi" w:eastAsiaTheme="majorEastAsia" w:hAnsiTheme="majorHAnsi"/>
       <w:i/>
-      <w:iCs/>
-      <w:color w:themeColor="accent1" w:themeShade="BF" w:val="0F4761"/>
+      <w:bCs/>
+      <w:color w:themeColor="accent1" w:val="4F81BD"/>
+      <w:sz w:val="24"/>
+      <w:szCs w:val="24"/>
     </w:rPr>
   </w:style>
   <w:style w:styleId="Heading5" w:type="paragraph">
-    <w:name w:val="heading 5"/>
+    <w:name w:val="Heading 5"/>
     <w:basedOn w:val="Normal"/>
     <w:next w:val="BodyText"/>
-    <w:link w:val="Heading5Char"/>
     <w:uiPriority w:val="9"/>
-    <w:semiHidden/>
     <w:unhideWhenUsed/>
     <w:qFormat/>
-    <w:rsid w:val="00A10FD9"/>
     <w:pPr>
       <w:keepNext/>
       <w:keepLines/>
-      <w:spacing w:after="40" w:before="80"/>
+      <w:spacing w:after="0" w:before="200"/>
       <w:outlineLvl w:val="4"/>
     </w:pPr>
     <w:rPr>
-      <w:rFonts w:cstheme="majorBidi" w:eastAsiaTheme="majorEastAsia"/>
-      <w:color w:themeColor="accent1" w:themeShade="BF" w:val="0F4761"/>
+      <w:rFonts w:asciiTheme="majorHAnsi" w:cstheme="majorBidi" w:eastAsiaTheme="majorEastAsia" w:hAnsiTheme="majorHAnsi"/>
+      <w:iCs/>
+      <w:color w:themeColor="accent1" w:val="4F81BD"/>
+      <w:sz w:val="24"/>
+      <w:szCs w:val="24"/>
     </w:rPr>
   </w:style>
   <w:style w:styleId="Heading6" w:type="paragraph">
-    <w:name w:val="heading 6"/>
+    <w:name w:val="Heading 6"/>
     <w:basedOn w:val="Normal"/>
     <w:next w:val="BodyText"/>
-    <w:link w:val="Heading6Char"/>
     <w:uiPriority w:val="9"/>
-    <w:semiHidden/>
     <w:unhideWhenUsed/>
     <w:qFormat/>
-    <w:rsid w:val="00A10FD9"/>
     <w:pPr>
       <w:keepNext/>
       <w:keepLines/>
-      <w:spacing w:after="0" w:before="40"/>
+      <w:spacing w:after="0" w:before="200"/>
       <w:outlineLvl w:val="5"/>
     </w:pPr>
     <w:rPr>
-      <w:rFonts w:cstheme="majorBidi" w:eastAsiaTheme="majorEastAsia"/>
-      <w:i/>
-      <w:iCs/>
-      <w:color w:themeColor="text1" w:themeTint="A6" w:val="595959"/>
+      <w:rFonts w:asciiTheme="majorHAnsi" w:cstheme="majorBidi" w:eastAsiaTheme="majorEastAsia" w:hAnsiTheme="majorHAnsi"/>
+      <w:color w:themeColor="accent1" w:val="4F81BD"/>
+      <w:sz w:val="24"/>
+      <w:szCs w:val="24"/>
     </w:rPr>
   </w:style>
   <w:style w:styleId="Heading7" w:type="paragraph">
-    <w:name w:val="heading 7"/>
+    <w:name w:val="Heading 7"/>
     <w:basedOn w:val="Normal"/>
     <w:next w:val="BodyText"/>
-    <w:link w:val="Heading7Char"/>
     <w:uiPriority w:val="9"/>
-    <w:semiHidden/>
     <w:unhideWhenUsed/>
     <w:qFormat/>
-    <w:rsid w:val="00A10FD9"/>
     <w:pPr>
       <w:keepNext/>
       <w:keepLines/>
-      <w:spacing w:after="0" w:before="40"/>
+      <w:spacing w:after="0" w:before="200"/>
       <w:outlineLvl w:val="6"/>
     </w:pPr>
     <w:rPr>
-      <w:rFonts w:cstheme="majorBidi" w:eastAsiaTheme="majorEastAsia"/>
-      <w:color w:themeColor="text1" w:themeTint="A6" w:val="595959"/>
+      <w:rFonts w:asciiTheme="majorHAnsi" w:cstheme="majorBidi" w:eastAsiaTheme="majorEastAsia" w:hAnsiTheme="majorHAnsi"/>
+      <w:color w:themeColor="accent1" w:val="4F81BD"/>
+      <w:sz w:val="24"/>
+      <w:szCs w:val="24"/>
     </w:rPr>
   </w:style>
   <w:style w:styleId="Heading8" w:type="paragraph">
-    <w:name w:val="heading 8"/>
+    <w:name w:val="Heading 8"/>
     <w:basedOn w:val="Normal"/>
     <w:next w:val="BodyText"/>
-    <w:link w:val="Heading8Char"/>
     <w:uiPriority w:val="9"/>
-    <w:semiHidden/>
     <w:unhideWhenUsed/>
     <w:qFormat/>
-    <w:rsid w:val="00A10FD9"/>
     <w:pPr>
       <w:keepNext/>
       <w:keepLines/>
-      <w:spacing w:after="0"/>
+      <w:spacing w:after="0" w:before="200"/>
       <w:outlineLvl w:val="7"/>
     </w:pPr>
     <w:rPr>
-      <w:rFonts w:cstheme="majorBidi" w:eastAsiaTheme="majorEastAsia"/>
-      <w:i/>
-      <w:iCs/>
-      <w:color w:themeColor="text1" w:themeTint="D8" w:val="272727"/>
+      <w:rFonts w:asciiTheme="majorHAnsi" w:cstheme="majorBidi" w:eastAsiaTheme="majorEastAsia" w:hAnsiTheme="majorHAnsi"/>
+      <w:color w:themeColor="accent1" w:val="4F81BD"/>
+      <w:sz w:val="24"/>
+      <w:szCs w:val="24"/>
     </w:rPr>
   </w:style>
   <w:style w:styleId="Heading9" w:type="paragraph">
-    <w:name w:val="heading 9"/>
+    <w:name w:val="Heading 9"/>
     <w:basedOn w:val="Normal"/>
     <w:next w:val="BodyText"/>
-    <w:link w:val="Heading9Char"/>
     <w:uiPriority w:val="9"/>
-    <w:semiHidden/>
     <w:unhideWhenUsed/>
     <w:qFormat/>
-    <w:rsid w:val="00A10FD9"/>
     <w:pPr>
       <w:keepNext/>
       <w:keepLines/>
-      <w:spacing w:after="0"/>
+      <w:spacing w:after="0" w:before="200"/>
       <w:outlineLvl w:val="8"/>
     </w:pPr>
     <w:rPr>
-      <w:rFonts w:cstheme="majorBidi" w:eastAsiaTheme="majorEastAsia"/>
-      <w:color w:themeColor="text1" w:themeTint="D8" w:val="272727"/>
-    </w:rPr>
-  </w:style>
-  <w:style w:customStyle="1" w:styleId="Heading1Char" w:type="character">
-    <w:name w:val="Heading 1 Char"/>
-    <w:basedOn w:val="DefaultParagraphFont"/>
-    <w:link w:val="Heading1"/>
-    <w:uiPriority w:val="9"/>
-    <w:rsid w:val="00A10FD9"/>
-    <w:rPr>
       <w:rFonts w:asciiTheme="majorHAnsi" w:cstheme="majorBidi" w:eastAsiaTheme="majorEastAsia" w:hAnsiTheme="majorHAnsi"/>
-      <w:color w:themeColor="accent1" w:themeShade="BF" w:val="0F4761"/>
-      <w:sz w:val="40"/>
-      <w:szCs w:val="40"/>
-    </w:rPr>
-  </w:style>
-  <w:style w:customStyle="1" w:styleId="Heading2Char" w:type="character">
-    <w:name w:val="Heading 2 Char"/>
-    <w:basedOn w:val="DefaultParagraphFont"/>
-    <w:link w:val="Heading2"/>
-    <w:uiPriority w:val="9"/>
-    <w:semiHidden/>
-    <w:rsid w:val="00A10FD9"/>
-    <w:rPr>
-      <w:rFonts w:asciiTheme="majorHAnsi" w:cstheme="majorBidi" w:eastAsiaTheme="majorEastAsia" w:hAnsiTheme="majorHAnsi"/>
-      <w:color w:themeColor="accent1" w:themeShade="BF" w:val="0F4761"/>
-      <w:sz w:val="32"/>
-      <w:szCs w:val="32"/>
-    </w:rPr>
-  </w:style>
-  <w:style w:customStyle="1" w:styleId="Heading3Char" w:type="character">
-    <w:name w:val="Heading 3 Char"/>
-    <w:basedOn w:val="DefaultParagraphFont"/>
-    <w:link w:val="Heading3"/>
-    <w:uiPriority w:val="9"/>
-    <w:semiHidden/>
-    <w:rsid w:val="00A10FD9"/>
-    <w:rPr>
-      <w:rFonts w:cstheme="majorBidi" w:eastAsiaTheme="majorEastAsia"/>
-      <w:color w:themeColor="accent1" w:themeShade="BF" w:val="0F4761"/>
-      <w:sz w:val="28"/>
-      <w:szCs w:val="28"/>
-    </w:rPr>
-  </w:style>
-  <w:style w:customStyle="1" w:styleId="Heading4Char" w:type="character">
-    <w:name w:val="Heading 4 Char"/>
-    <w:basedOn w:val="DefaultParagraphFont"/>
-    <w:link w:val="Heading4"/>
-    <w:uiPriority w:val="9"/>
-    <w:semiHidden/>
-    <w:rsid w:val="00A10FD9"/>
-    <w:rPr>
-      <w:rFonts w:cstheme="majorBidi" w:eastAsiaTheme="majorEastAsia"/>
-      <w:i/>
-      <w:iCs/>
-      <w:color w:themeColor="accent1" w:themeShade="BF" w:val="0F4761"/>
-    </w:rPr>
-  </w:style>
-  <w:style w:customStyle="1" w:styleId="Heading5Char" w:type="character">
-    <w:name w:val="Heading 5 Char"/>
-    <w:basedOn w:val="DefaultParagraphFont"/>
-    <w:link w:val="Heading5"/>
-    <w:uiPriority w:val="9"/>
-    <w:semiHidden/>
-    <w:rsid w:val="00A10FD9"/>
-    <w:rPr>
-      <w:rFonts w:cstheme="majorBidi" w:eastAsiaTheme="majorEastAsia"/>
-      <w:color w:themeColor="accent1" w:themeShade="BF" w:val="0F4761"/>
-    </w:rPr>
-  </w:style>
-  <w:style w:customStyle="1" w:styleId="Heading6Char" w:type="character">
-    <w:name w:val="Heading 6 Char"/>
-    <w:basedOn w:val="DefaultParagraphFont"/>
-    <w:link w:val="Heading6"/>
-    <w:uiPriority w:val="9"/>
-    <w:semiHidden/>
-    <w:rsid w:val="00A10FD9"/>
-    <w:rPr>
-      <w:rFonts w:cstheme="majorBidi" w:eastAsiaTheme="majorEastAsia"/>
-      <w:i/>
-      <w:iCs/>
-      <w:color w:themeColor="text1" w:themeTint="A6" w:val="595959"/>
-    </w:rPr>
-  </w:style>
-  <w:style w:customStyle="1" w:styleId="Heading7Char" w:type="character">
-    <w:name w:val="Heading 7 Char"/>
-    <w:basedOn w:val="DefaultParagraphFont"/>
-    <w:link w:val="Heading7"/>
-    <w:uiPriority w:val="9"/>
-    <w:semiHidden/>
-    <w:rsid w:val="00A10FD9"/>
-    <w:rPr>
-      <w:rFonts w:cstheme="majorBidi" w:eastAsiaTheme="majorEastAsia"/>
-      <w:color w:themeColor="text1" w:themeTint="A6" w:val="595959"/>
-    </w:rPr>
-  </w:style>
-  <w:style w:customStyle="1" w:styleId="Heading8Char" w:type="character">
-    <w:name w:val="Heading 8 Char"/>
-    <w:basedOn w:val="DefaultParagraphFont"/>
-    <w:link w:val="Heading8"/>
-    <w:uiPriority w:val="9"/>
-    <w:semiHidden/>
-    <w:rsid w:val="00A10FD9"/>
-    <w:rPr>
-      <w:rFonts w:cstheme="majorBidi" w:eastAsiaTheme="majorEastAsia"/>
-      <w:i/>
-      <w:iCs/>
-      <w:color w:themeColor="text1" w:themeTint="D8" w:val="272727"/>
-    </w:rPr>
-  </w:style>
-  <w:style w:customStyle="1" w:styleId="Heading9Char" w:type="character">
-    <w:name w:val="Heading 9 Char"/>
-    <w:basedOn w:val="DefaultParagraphFont"/>
-    <w:link w:val="Heading9"/>
-    <w:uiPriority w:val="9"/>
-    <w:semiHidden/>
-    <w:rsid w:val="00A10FD9"/>
-    <w:rPr>
-      <w:rFonts w:cstheme="majorBidi" w:eastAsiaTheme="majorEastAsia"/>
-      <w:color w:themeColor="text1" w:themeTint="D8" w:val="272727"/>
+      <w:color w:themeColor="accent1" w:val="4F81BD"/>
+      <w:sz w:val="24"/>
+      <w:szCs w:val="24"/>
     </w:rPr>
   </w:style>
   <w:style w:styleId="BlockText" w:type="paragraph">
@@ -2252,18 +2374,6 @@
     <w:uiPriority w:val="9"/>
     <w:unhideWhenUsed/>
     <w:qFormat/>
-  </w:style>
-  <w:style w:styleId="FootnoteBlockText" w:type="paragraph">
-    <w:name w:val="Footnote Block Text"/>
-    <w:basedOn w:val="FootnoteText"/>
-    <w:next w:val="FootnoteText"/>
-    <w:uiPriority w:val="9"/>
-    <w:unhideWhenUsed/>
-    <w:qFormat/>
-    <w:pPr>
-      <w:spacing w:after="100" w:before="100"/>
-      <w:ind w:firstLine="0" w:left="480" w:right="480"/>
-    </w:pPr>
   </w:style>
   <w:style w:default="1" w:styleId="DefaultParagraphFont" w:type="character">
     <w:name w:val="Default Paragraph Font"/>
@@ -2286,11 +2396,18 @@
       </w:tblCellMar>
     </w:tblPr>
     <w:tblStylePr w:type="firstRow">
+      <w:tblPr>
+        <w:jc w:val="left"/>
+        <w:tblInd w:type="dxa" w:w="0"/>
+      </w:tblPr>
+      <w:trPr>
+        <w:jc w:val="left"/>
+      </w:trPr>
       <w:tcPr>
+        <w:vAlign w:val="bottom"/>
         <w:tcBorders>
           <w:bottom w:val="single"/>
         </w:tcBorders>
-        <w:vAlign w:val="bottom"/>
       </w:tcPr>
     </w:tblStylePr>
   </w:style>
@@ -2405,8 +2522,8 @@
     <w:name w:val="KeywordTok"/>
     <w:basedOn w:val="VerbatimChar"/>
     <w:rPr>
+      <w:color w:val="007020"/>
       <w:b/>
-      <w:color w:val="007020"/>
     </w:rPr>
   </w:style>
   <w:style w:type="character" w:customStyle="1" w:styleId="DataTypeTok">
@@ -2483,42 +2600,42 @@
     <w:name w:val="ImportTok"/>
     <w:basedOn w:val="VerbatimChar"/>
     <w:rPr>
+      <w:color w:val="008000"/>
       <w:b/>
-      <w:color w:val="008000"/>
     </w:rPr>
   </w:style>
   <w:style w:type="character" w:customStyle="1" w:styleId="CommentTok">
     <w:name w:val="CommentTok"/>
     <w:basedOn w:val="VerbatimChar"/>
     <w:rPr>
+      <w:color w:val="60a0b0"/>
       <w:i/>
-      <w:color w:val="60a0b0"/>
     </w:rPr>
   </w:style>
   <w:style w:type="character" w:customStyle="1" w:styleId="DocumentationTok">
     <w:name w:val="DocumentationTok"/>
     <w:basedOn w:val="VerbatimChar"/>
     <w:rPr>
+      <w:color w:val="ba2121"/>
       <w:i/>
-      <w:color w:val="ba2121"/>
     </w:rPr>
   </w:style>
   <w:style w:type="character" w:customStyle="1" w:styleId="AnnotationTok">
     <w:name w:val="AnnotationTok"/>
     <w:basedOn w:val="VerbatimChar"/>
     <w:rPr>
+      <w:color w:val="60a0b0"/>
       <w:b/>
       <w:i/>
-      <w:color w:val="60a0b0"/>
     </w:rPr>
   </w:style>
   <w:style w:type="character" w:customStyle="1" w:styleId="CommentVarTok">
     <w:name w:val="CommentVarTok"/>
     <w:basedOn w:val="VerbatimChar"/>
     <w:rPr>
+      <w:color w:val="60a0b0"/>
       <w:b/>
       <w:i/>
-      <w:color w:val="60a0b0"/>
     </w:rPr>
   </w:style>
   <w:style w:type="character" w:customStyle="1" w:styleId="OtherTok">
@@ -2546,8 +2663,8 @@
     <w:name w:val="ControlFlowTok"/>
     <w:basedOn w:val="VerbatimChar"/>
     <w:rPr>
+      <w:color w:val="007020"/>
       <w:b/>
-      <w:color w:val="007020"/>
     </w:rPr>
   </w:style>
   <w:style w:type="character" w:customStyle="1" w:styleId="OperatorTok">
@@ -2592,34 +2709,34 @@
     <w:name w:val="InformationTok"/>
     <w:basedOn w:val="VerbatimChar"/>
     <w:rPr>
+      <w:color w:val="60a0b0"/>
       <w:b/>
       <w:i/>
-      <w:color w:val="60a0b0"/>
     </w:rPr>
   </w:style>
   <w:style w:type="character" w:customStyle="1" w:styleId="WarningTok">
     <w:name w:val="WarningTok"/>
     <w:basedOn w:val="VerbatimChar"/>
     <w:rPr>
+      <w:color w:val="60a0b0"/>
       <w:b/>
       <w:i/>
-      <w:color w:val="60a0b0"/>
     </w:rPr>
   </w:style>
   <w:style w:type="character" w:customStyle="1" w:styleId="AlertTok">
     <w:name w:val="AlertTok"/>
     <w:basedOn w:val="VerbatimChar"/>
     <w:rPr>
+      <w:color w:val="ff0000"/>
       <w:b/>
-      <w:color w:val="ff0000"/>
     </w:rPr>
   </w:style>
   <w:style w:type="character" w:customStyle="1" w:styleId="ErrorTok">
     <w:name w:val="ErrorTok"/>
     <w:basedOn w:val="VerbatimChar"/>
     <w:rPr>
+      <w:color w:val="ff0000"/>
       <w:b/>
-      <w:color w:val="ff0000"/>
     </w:rPr>
   </w:style>
   <w:style w:type="character" w:customStyle="1" w:styleId="NormalTok">
@@ -2641,44 +2758,44 @@
         <a:sysClr val="window" lastClr="FFFFFF"/>
       </a:lt1>
       <a:dk2>
-        <a:srgbClr val="0E2841"/>
+        <a:srgbClr val="1F497D"/>
       </a:dk2>
       <a:lt2>
-        <a:srgbClr val="E8E8E8"/>
+        <a:srgbClr val="EEECE1"/>
       </a:lt2>
       <a:accent1>
-        <a:srgbClr val="156082"/>
+        <a:srgbClr val="4F81BD"/>
       </a:accent1>
       <a:accent2>
-        <a:srgbClr val="E97132"/>
+        <a:srgbClr val="C0504D"/>
       </a:accent2>
       <a:accent3>
-        <a:srgbClr val="196B24"/>
+        <a:srgbClr val="9BBB59"/>
       </a:accent3>
       <a:accent4>
-        <a:srgbClr val="0F9ED5"/>
+        <a:srgbClr val="8064A2"/>
       </a:accent4>
       <a:accent5>
-        <a:srgbClr val="A02B93"/>
+        <a:srgbClr val="4BACC6"/>
       </a:accent5>
       <a:accent6>
-        <a:srgbClr val="4EA72E"/>
+        <a:srgbClr val="F79646"/>
       </a:accent6>
       <a:hlink>
-        <a:srgbClr val="467886"/>
+        <a:srgbClr val="0000FF"/>
       </a:hlink>
       <a:folHlink>
-        <a:srgbClr val="96607D"/>
+        <a:srgbClr val="800080"/>
       </a:folHlink>
     </a:clrScheme>
     <a:fontScheme name="Office">
       <a:majorFont>
-        <a:latin typeface="Aptos Display" panose="02110004020202020204"/>
+        <a:latin typeface="Calibri"/>
         <a:ea typeface=""/>
         <a:cs typeface=""/>
-        <a:font script="Jpan" typeface="游ゴシック Light"/>
+        <a:font script="Jpan" typeface="ＭＳ ゴシック"/>
         <a:font script="Hang" typeface="맑은 고딕"/>
-        <a:font script="Hans" typeface="等线 Light"/>
+        <a:font script="Hans" typeface="宋体"/>
         <a:font script="Hant" typeface="新細明體"/>
         <a:font script="Arab" typeface="Times New Roman"/>
         <a:font script="Hebr" typeface="Times New Roman"/>
@@ -2705,32 +2822,14 @@
         <a:font script="Mong" typeface="Mongolian Baiti"/>
         <a:font script="Viet" typeface="Times New Roman"/>
         <a:font script="Uigh" typeface="Microsoft Uighur"/>
-        <a:font script="Geor" typeface="Sylfaen"/>
-        <a:font script="Armn" typeface="Arial"/>
-        <a:font script="Bugi" typeface="Leelawadee UI"/>
-        <a:font script="Bopo" typeface="Microsoft JhengHei"/>
-        <a:font script="Java" typeface="Javanese Text"/>
-        <a:font script="Lisu" typeface="Segoe UI"/>
-        <a:font script="Mymr" typeface="Myanmar Text"/>
-        <a:font script="Nkoo" typeface="Ebrima"/>
-        <a:font script="Olck" typeface="Nirmala UI"/>
-        <a:font script="Osma" typeface="Ebrima"/>
-        <a:font script="Phag" typeface="Phagspa"/>
-        <a:font script="Syrn" typeface="Estrangelo Edessa"/>
-        <a:font script="Syrj" typeface="Estrangelo Edessa"/>
-        <a:font script="Syre" typeface="Estrangelo Edessa"/>
-        <a:font script="Sora" typeface="Nirmala UI"/>
-        <a:font script="Tale" typeface="Microsoft Tai Le"/>
-        <a:font script="Talu" typeface="Microsoft New Tai Lue"/>
-        <a:font script="Tfng" typeface="Ebrima"/>
       </a:majorFont>
       <a:minorFont>
-        <a:latin typeface="Aptos" panose="02110004020202020204"/>
+        <a:latin typeface="Cambria"/>
         <a:ea typeface=""/>
         <a:cs typeface=""/>
-        <a:font script="Jpan" typeface="游明朝"/>
+        <a:font script="Jpan" typeface="ＭＳ 明朝"/>
         <a:font script="Hang" typeface="맑은 고딕"/>
-        <a:font script="Hans" typeface="等线"/>
+        <a:font script="Hans" typeface="宋体"/>
         <a:font script="Hant" typeface="新細明體"/>
         <a:font script="Arab" typeface="Arial"/>
         <a:font script="Hebr" typeface="Arial"/>
@@ -2757,24 +2856,6 @@
         <a:font script="Mong" typeface="Mongolian Baiti"/>
         <a:font script="Viet" typeface="Arial"/>
         <a:font script="Uigh" typeface="Microsoft Uighur"/>
-        <a:font script="Geor" typeface="Sylfaen"/>
-        <a:font script="Armn" typeface="Arial"/>
-        <a:font script="Bugi" typeface="Leelawadee UI"/>
-        <a:font script="Bopo" typeface="Microsoft JhengHei"/>
-        <a:font script="Java" typeface="Javanese Text"/>
-        <a:font script="Lisu" typeface="Segoe UI"/>
-        <a:font script="Mymr" typeface="Myanmar Text"/>
-        <a:font script="Nkoo" typeface="Ebrima"/>
-        <a:font script="Olck" typeface="Nirmala UI"/>
-        <a:font script="Osma" typeface="Ebrima"/>
-        <a:font script="Phag" typeface="Phagspa"/>
-        <a:font script="Syrn" typeface="Estrangelo Edessa"/>
-        <a:font script="Syrj" typeface="Estrangelo Edessa"/>
-        <a:font script="Syre" typeface="Estrangelo Edessa"/>
-        <a:font script="Sora" typeface="Nirmala UI"/>
-        <a:font script="Tale" typeface="Microsoft Tai Le"/>
-        <a:font script="Talu" typeface="Microsoft New Tai Lue"/>
-        <a:font script="Tfng" typeface="Ebrima"/>
       </a:minorFont>
     </a:fontScheme>
     <a:fmtScheme name="Office">
@@ -2786,141 +2867,200 @@
           <a:gsLst>
             <a:gs pos="0">
               <a:schemeClr val="phClr">
-                <a:lumMod val="110000"/>
-                <a:satMod val="105000"/>
-                <a:tint val="67000"/>
+                <a:tint val="50000"/>
+                <a:satMod val="300000"/>
               </a:schemeClr>
             </a:gs>
-            <a:gs pos="50000">
+            <a:gs pos="35000">
               <a:schemeClr val="phClr">
-                <a:lumMod val="105000"/>
-                <a:satMod val="103000"/>
-                <a:tint val="73000"/>
+                <a:tint val="37000"/>
+                <a:satMod val="300000"/>
               </a:schemeClr>
             </a:gs>
             <a:gs pos="100000">
               <a:schemeClr val="phClr">
-                <a:lumMod val="105000"/>
-                <a:satMod val="109000"/>
-                <a:tint val="81000"/>
+                <a:tint val="15000"/>
+                <a:satMod val="350000"/>
               </a:schemeClr>
             </a:gs>
           </a:gsLst>
-          <a:lin ang="5400000" scaled="0"/>
+          <a:lin ang="16200000" scaled="1"/>
         </a:gradFill>
         <a:gradFill rotWithShape="1">
           <a:gsLst>
             <a:gs pos="0">
               <a:schemeClr val="phClr">
-                <a:satMod val="103000"/>
-                <a:lumMod val="102000"/>
-                <a:tint val="94000"/>
-              </a:schemeClr>
-            </a:gs>
-            <a:gs pos="50000">
-              <a:schemeClr val="phClr">
-                <a:satMod val="110000"/>
-                <a:lumMod val="100000"/>
+                <a:tint val="100000"/>
                 <a:shade val="100000"/>
+                <a:satMod val="130000"/>
               </a:schemeClr>
             </a:gs>
             <a:gs pos="100000">
               <a:schemeClr val="phClr">
-                <a:lumMod val="99000"/>
-                <a:satMod val="120000"/>
-                <a:shade val="78000"/>
+                <a:tint val="50000"/>
+                <a:shade val="100000"/>
+                <a:satMod val="350000"/>
               </a:schemeClr>
             </a:gs>
           </a:gsLst>
-          <a:lin ang="5400000" scaled="0"/>
+          <a:lin ang="16200000" scaled="0"/>
         </a:gradFill>
       </a:fillStyleLst>
       <a:lnStyleLst>
-        <a:ln w="6350" cap="flat" cmpd="sng" algn="ctr">
+        <a:ln w="9525" cap="flat" cmpd="sng" algn="ctr">
+          <a:solidFill>
+            <a:schemeClr val="phClr">
+              <a:shade val="95000"/>
+              <a:satMod val="105000"/>
+            </a:schemeClr>
+          </a:solidFill>
+          <a:prstDash val="solid"/>
+        </a:ln>
+        <a:ln w="25400" cap="flat" cmpd="sng" algn="ctr">
           <a:solidFill>
             <a:schemeClr val="phClr"/>
           </a:solidFill>
           <a:prstDash val="solid"/>
-          <a:miter lim="800000"/>
         </a:ln>
-        <a:ln w="12700" cap="flat" cmpd="sng" algn="ctr">
+        <a:ln w="38100" cap="flat" cmpd="sng" algn="ctr">
           <a:solidFill>
             <a:schemeClr val="phClr"/>
           </a:solidFill>
           <a:prstDash val="solid"/>
-          <a:miter lim="800000"/>
-        </a:ln>
-        <a:ln w="19050" cap="flat" cmpd="sng" algn="ctr">
-          <a:solidFill>
-            <a:schemeClr val="phClr"/>
-          </a:solidFill>
-          <a:prstDash val="solid"/>
-          <a:miter lim="800000"/>
         </a:ln>
       </a:lnStyleLst>
       <a:effectStyleLst>
         <a:effectStyle>
-          <a:effectLst/>
-        </a:effectStyle>
-        <a:effectStyle>
-          <a:effectLst/>
+          <a:effectLst>
+            <a:outerShdw blurRad="40000" dist="20000" dir="5400000" rotWithShape="0">
+              <a:srgbClr val="000000">
+                <a:alpha val="38000"/>
+              </a:srgbClr>
+            </a:outerShdw>
+          </a:effectLst>
         </a:effectStyle>
         <a:effectStyle>
           <a:effectLst>
-            <a:outerShdw blurRad="57150" dist="19050" dir="5400000" algn="ctr" rotWithShape="0">
+            <a:outerShdw blurRad="40000" dist="23000" dir="5400000" rotWithShape="0">
               <a:srgbClr val="000000">
-                <a:alpha val="63000"/>
+                <a:alpha val="35000"/>
               </a:srgbClr>
             </a:outerShdw>
           </a:effectLst>
+        </a:effectStyle>
+        <a:effectStyle>
+          <a:effectLst>
+            <a:outerShdw blurRad="40000" dist="23000" dir="5400000" rotWithShape="0">
+              <a:srgbClr val="000000">
+                <a:alpha val="35000"/>
+              </a:srgbClr>
+            </a:outerShdw>
+          </a:effectLst>
+          <a:scene3d>
+            <a:camera prst="orthographicFront">
+              <a:rot lat="0" lon="0" rev="0"/>
+            </a:camera>
+            <a:lightRig rig="threePt" dir="t">
+              <a:rot lat="0" lon="0" rev="1200000"/>
+            </a:lightRig>
+          </a:scene3d>
+          <a:sp3d>
+            <a:bevelT w="63500" h="25400"/>
+          </a:sp3d>
         </a:effectStyle>
       </a:effectStyleLst>
       <a:bgFillStyleLst>
         <a:solidFill>
           <a:schemeClr val="phClr"/>
         </a:solidFill>
-        <a:solidFill>
-          <a:schemeClr val="phClr">
-            <a:tint val="95000"/>
-            <a:satMod val="170000"/>
-          </a:schemeClr>
-        </a:solidFill>
         <a:gradFill rotWithShape="1">
           <a:gsLst>
             <a:gs pos="0">
               <a:schemeClr val="phClr">
-                <a:tint val="93000"/>
-                <a:satMod val="150000"/>
-                <a:shade val="98000"/>
-                <a:lumMod val="102000"/>
+                <a:tint val="40000"/>
+                <a:satMod val="350000"/>
               </a:schemeClr>
             </a:gs>
-            <a:gs pos="50000">
+            <a:gs pos="40000">
               <a:schemeClr val="phClr">
-                <a:tint val="98000"/>
-                <a:satMod val="130000"/>
-                <a:shade val="90000"/>
-                <a:lumMod val="103000"/>
+                <a:tint val="45000"/>
+                <a:shade val="99000"/>
+                <a:satMod val="350000"/>
               </a:schemeClr>
             </a:gs>
             <a:gs pos="100000">
               <a:schemeClr val="phClr">
-                <a:shade val="63000"/>
-                <a:satMod val="120000"/>
+                <a:shade val="20000"/>
+                <a:satMod val="255000"/>
               </a:schemeClr>
             </a:gs>
           </a:gsLst>
-          <a:lin ang="5400000" scaled="0"/>
+          <a:path path="circle">
+            <a:fillToRect l="50000" t="-80000" r="50000" b="180000"/>
+          </a:path>
+        </a:gradFill>
+        <a:gradFill rotWithShape="1">
+          <a:gsLst>
+            <a:gs pos="0">
+              <a:schemeClr val="phClr">
+                <a:tint val="80000"/>
+                <a:satMod val="300000"/>
+              </a:schemeClr>
+            </a:gs>
+            <a:gs pos="100000">
+              <a:schemeClr val="phClr">
+                <a:shade val="30000"/>
+                <a:satMod val="200000"/>
+              </a:schemeClr>
+            </a:gs>
+          </a:gsLst>
+          <a:path path="circle">
+            <a:fillToRect l="50000" t="50000" r="50000" b="50000"/>
+          </a:path>
         </a:gradFill>
       </a:bgFillStyleLst>
     </a:fmtScheme>
   </a:themeElements>
-  <a:objectDefaults/>
+  <a:objectDefaults>
+    <a:spDef>
+      <a:spPr/>
+      <a:bodyPr/>
+      <a:lstStyle/>
+      <a:style>
+        <a:lnRef idx="1">
+          <a:schemeClr val="accent1"/>
+        </a:lnRef>
+        <a:fillRef idx="3">
+          <a:schemeClr val="accent1"/>
+        </a:fillRef>
+        <a:effectRef idx="2">
+          <a:schemeClr val="accent1"/>
+        </a:effectRef>
+        <a:fontRef idx="minor">
+          <a:schemeClr val="lt1"/>
+        </a:fontRef>
+      </a:style>
+    </a:spDef>
+    <a:lnDef>
+      <a:spPr/>
+      <a:bodyPr/>
+      <a:lstStyle/>
+      <a:style>
+        <a:lnRef idx="2">
+          <a:schemeClr val="accent1"/>
+        </a:lnRef>
+        <a:fillRef idx="0">
+          <a:schemeClr val="accent1"/>
+        </a:fillRef>
+        <a:effectRef idx="1">
+          <a:schemeClr val="accent1"/>
+        </a:effectRef>
+        <a:fontRef idx="minor">
+          <a:schemeClr val="tx1"/>
+        </a:fontRef>
+      </a:style>
+    </a:lnDef>
+  </a:objectDefaults>
   <a:extraClrSchemeLst/>
-  <a:extLst>
-    <a:ext uri="{05A4C25C-085E-4340-85A3-A5531E510DB2}">
-      <thm15:themeFamily xmlns:thm15="http://schemas.microsoft.com/office/thememl/2012/main" name="Office Theme" id="{2E142A2C-CD16-42D6-873A-C26D2A0506FA}" vid="{1BDDFF52-6CD6-40A5-AB3C-68EB2F1E4D0A}"/>
-    </a:ext>
-  </a:extLst>
 </a:theme>
 </file>